--- a/Vedia_Salazar_Monografia_E4_adaptada.docx
+++ b/Vedia_Salazar_Monografia_E4_adaptada.docx
@@ -159,6 +159,7 @@
     <w:p>
       <w:pPr>
         <w:pStyle w:val="Heading1"/>
+        <w:keepNext/>
         <w:pageBreakBefore/>
         <w:spacing w:after="200" w:before="280" w:line="360"/>
         <w:jc w:val="center"/>
@@ -245,6 +246,7 @@
     <w:p>
       <w:pPr>
         <w:pStyle w:val="Heading1"/>
+        <w:keepNext/>
         <w:pageBreakBefore/>
         <w:spacing w:after="200" w:before="280" w:line="360"/>
         <w:jc w:val="center"/>
@@ -317,6 +319,7 @@
     <w:p>
       <w:pPr>
         <w:pStyle w:val="Heading1"/>
+        <w:keepNext/>
         <w:pageBreakBefore/>
         <w:spacing w:after="200" w:before="280" w:line="360"/>
         <w:jc w:val="center"/>
@@ -347,6 +350,7 @@
     <w:p>
       <w:pPr>
         <w:pStyle w:val="Heading1"/>
+        <w:keepNext/>
         <w:pageBreakBefore/>
         <w:spacing w:after="200" w:before="280" w:line="360"/>
         <w:jc w:val="center"/>
@@ -362,63 +366,512 @@
     </w:p>
     <w:p>
       <w:pPr>
-        <w:spacing w:after="170" w:line="360"/>
-        <w:jc w:val="both"/>
-      </w:pPr>
-      <w:r>
-        <w:rPr>
-          <w:rFonts w:ascii="Arial" w:hAnsi="Arial"/>
-          <w:b w:val="0"/>
-          <w:sz w:val="24"/>
-        </w:rPr>
-        <w:t>Capítulo 1. Introducción — antecedentes, problema, justificación y objetivos.</w:t>
-      </w:r>
-    </w:p>
-    <w:p>
-      <w:pPr>
-        <w:spacing w:after="170" w:line="360"/>
-        <w:jc w:val="both"/>
-      </w:pPr>
-      <w:r>
-        <w:rPr>
-          <w:rFonts w:ascii="Arial" w:hAnsi="Arial"/>
-          <w:b w:val="0"/>
-          <w:sz w:val="24"/>
-        </w:rPr>
-        <w:t>Capítulo 2. Marco teórico — fundamentos, Kanban, requisitos, diseño, stack, implementación, seguridad, pruebas y despliegue.</w:t>
-      </w:r>
-    </w:p>
-    <w:p>
-      <w:pPr>
-        <w:spacing w:after="170" w:line="360"/>
-        <w:jc w:val="both"/>
-      </w:pPr>
-      <w:r>
-        <w:rPr>
-          <w:rFonts w:ascii="Arial" w:hAnsi="Arial"/>
-          <w:b w:val="0"/>
-          <w:sz w:val="24"/>
-        </w:rPr>
-        <w:t>Capítulo 3. Conclusiones y recomendaciones.</w:t>
-      </w:r>
-    </w:p>
-    <w:p>
-      <w:pPr>
-        <w:spacing w:after="170" w:line="360"/>
-        <w:jc w:val="both"/>
-      </w:pPr>
-      <w:r>
-        <w:rPr>
-          <w:rFonts w:ascii="Arial" w:hAnsi="Arial"/>
-          <w:b w:val="0"/>
-          <w:sz w:val="24"/>
-        </w:rPr>
-        <w:t>Bibliografía consultada. Anexos A–F.</w:t>
+        <w:tabs>
+          <w:tab w:pos="8179" w:val="right" w:leader="dot"/>
+        </w:tabs>
+        <w:spacing w:before="0" w:after="40" w:line="240" w:lineRule="auto"/>
+        <w:jc w:val="left"/>
+      </w:pPr>
+      <w:r>
+        <w:rPr>
+          <w:rFonts w:ascii="Arial" w:hAnsi="Arial"/>
+          <w:sz w:val="22"/>
+        </w:rPr>
+      </w:r>
+      <w:r>
+        <w:rPr>
+          <w:rFonts w:ascii="Arial" w:hAnsi="Arial"/>
+          <w:sz w:val="22"/>
+        </w:rPr>
+        <w:t>Capítulo 1. Introducción</w:t>
+        <w:tab/>
+        <w:t>1</w:t>
+      </w:r>
+    </w:p>
+    <w:p>
+      <w:pPr>
+        <w:tabs>
+          <w:tab w:pos="8179" w:val="right" w:leader="dot"/>
+        </w:tabs>
+        <w:spacing w:before="0" w:after="40" w:line="240" w:lineRule="auto"/>
+        <w:jc w:val="left"/>
+      </w:pPr>
+      <w:r>
+        <w:rPr>
+          <w:rFonts w:ascii="Arial" w:hAnsi="Arial"/>
+          <w:sz w:val="22"/>
+        </w:rPr>
+      </w:r>
+      <w:r>
+        <w:rPr>
+          <w:rFonts w:ascii="Arial" w:hAnsi="Arial"/>
+          <w:sz w:val="22"/>
+        </w:rPr>
+        <w:t>1.1 Antecedentes</w:t>
+        <w:tab/>
+        <w:t>2</w:t>
+      </w:r>
+    </w:p>
+    <w:p>
+      <w:pPr>
+        <w:tabs>
+          <w:tab w:pos="8179" w:val="right" w:leader="dot"/>
+        </w:tabs>
+        <w:spacing w:before="0" w:after="40" w:line="240" w:lineRule="auto"/>
+        <w:jc w:val="left"/>
+      </w:pPr>
+      <w:r>
+        <w:rPr>
+          <w:rFonts w:ascii="Arial" w:hAnsi="Arial"/>
+          <w:sz w:val="22"/>
+        </w:rPr>
+      </w:r>
+      <w:r>
+        <w:rPr>
+          <w:rFonts w:ascii="Arial" w:hAnsi="Arial"/>
+          <w:sz w:val="22"/>
+        </w:rPr>
+        <w:t>1.2 Descripción del problema</w:t>
+        <w:tab/>
+        <w:t>3</w:t>
+      </w:r>
+    </w:p>
+    <w:p>
+      <w:pPr>
+        <w:tabs>
+          <w:tab w:pos="8179" w:val="right" w:leader="dot"/>
+        </w:tabs>
+        <w:spacing w:before="0" w:after="40" w:line="240" w:lineRule="auto"/>
+        <w:jc w:val="left"/>
+      </w:pPr>
+      <w:r>
+        <w:rPr>
+          <w:rFonts w:ascii="Arial" w:hAnsi="Arial"/>
+          <w:sz w:val="22"/>
+        </w:rPr>
+      </w:r>
+      <w:r>
+        <w:rPr>
+          <w:rFonts w:ascii="Arial" w:hAnsi="Arial"/>
+          <w:sz w:val="22"/>
+        </w:rPr>
+        <w:t>1.3 Planteamiento del problema</w:t>
+        <w:tab/>
+        <w:t>4</w:t>
+      </w:r>
+    </w:p>
+    <w:p>
+      <w:pPr>
+        <w:tabs>
+          <w:tab w:pos="8179" w:val="right" w:leader="dot"/>
+        </w:tabs>
+        <w:spacing w:before="0" w:after="40" w:line="240" w:lineRule="auto"/>
+        <w:jc w:val="left"/>
+      </w:pPr>
+      <w:r>
+        <w:rPr>
+          <w:rFonts w:ascii="Arial" w:hAnsi="Arial"/>
+          <w:sz w:val="22"/>
+        </w:rPr>
+      </w:r>
+      <w:r>
+        <w:rPr>
+          <w:rFonts w:ascii="Arial" w:hAnsi="Arial"/>
+          <w:sz w:val="22"/>
+        </w:rPr>
+        <w:t>1.4 Justificación del problema</w:t>
+        <w:tab/>
+        <w:t>4</w:t>
+      </w:r>
+    </w:p>
+    <w:p>
+      <w:pPr>
+        <w:tabs>
+          <w:tab w:pos="8179" w:val="right" w:leader="dot"/>
+        </w:tabs>
+        <w:spacing w:before="0" w:after="40" w:line="240" w:lineRule="auto"/>
+        <w:jc w:val="left"/>
+      </w:pPr>
+      <w:r>
+        <w:rPr>
+          <w:rFonts w:ascii="Arial" w:hAnsi="Arial"/>
+          <w:sz w:val="22"/>
+        </w:rPr>
+      </w:r>
+      <w:r>
+        <w:rPr>
+          <w:rFonts w:ascii="Arial" w:hAnsi="Arial"/>
+          <w:sz w:val="22"/>
+        </w:rPr>
+        <w:t>1.5 Objetivos</w:t>
+        <w:tab/>
+        <w:t>6</w:t>
+      </w:r>
+    </w:p>
+    <w:p>
+      <w:pPr>
+        <w:tabs>
+          <w:tab w:pos="8179" w:val="right" w:leader="dot"/>
+        </w:tabs>
+        <w:spacing w:before="0" w:after="40" w:line="240" w:lineRule="auto"/>
+        <w:jc w:val="left"/>
+      </w:pPr>
+      <w:r>
+        <w:rPr>
+          <w:rFonts w:ascii="Arial" w:hAnsi="Arial"/>
+          <w:sz w:val="22"/>
+        </w:rPr>
+      </w:r>
+      <w:r>
+        <w:rPr>
+          <w:rFonts w:ascii="Arial" w:hAnsi="Arial"/>
+          <w:sz w:val="22"/>
+        </w:rPr>
+        <w:t>Capítulo 2. Marco teórico</w:t>
+        <w:tab/>
+        <w:t>8</w:t>
+      </w:r>
+    </w:p>
+    <w:p>
+      <w:pPr>
+        <w:tabs>
+          <w:tab w:pos="8179" w:val="right" w:leader="dot"/>
+        </w:tabs>
+        <w:spacing w:before="0" w:after="40" w:line="240" w:lineRule="auto"/>
+        <w:jc w:val="left"/>
+      </w:pPr>
+      <w:r>
+        <w:rPr>
+          <w:rFonts w:ascii="Arial" w:hAnsi="Arial"/>
+          <w:sz w:val="22"/>
+        </w:rPr>
+      </w:r>
+      <w:r>
+        <w:rPr>
+          <w:rFonts w:ascii="Arial" w:hAnsi="Arial"/>
+          <w:sz w:val="22"/>
+        </w:rPr>
+        <w:t>2.1 Fundamentos conceptuales y tecnológicos</w:t>
+        <w:tab/>
+        <w:t>8</w:t>
+      </w:r>
+    </w:p>
+    <w:p>
+      <w:pPr>
+        <w:tabs>
+          <w:tab w:pos="8179" w:val="right" w:leader="dot"/>
+        </w:tabs>
+        <w:spacing w:before="0" w:after="40" w:line="240" w:lineRule="auto"/>
+        <w:jc w:val="left"/>
+      </w:pPr>
+      <w:r>
+        <w:rPr>
+          <w:rFonts w:ascii="Arial" w:hAnsi="Arial"/>
+          <w:sz w:val="22"/>
+        </w:rPr>
+      </w:r>
+      <w:r>
+        <w:rPr>
+          <w:rFonts w:ascii="Arial" w:hAnsi="Arial"/>
+          <w:sz w:val="22"/>
+        </w:rPr>
+        <w:t>2.2 Metodología de desarrollo</w:t>
+        <w:tab/>
+        <w:t>10</w:t>
+      </w:r>
+    </w:p>
+    <w:p>
+      <w:pPr>
+        <w:tabs>
+          <w:tab w:pos="8179" w:val="right" w:leader="dot"/>
+        </w:tabs>
+        <w:spacing w:before="0" w:after="40" w:line="240" w:lineRule="auto"/>
+        <w:jc w:val="left"/>
+      </w:pPr>
+      <w:r>
+        <w:rPr>
+          <w:rFonts w:ascii="Arial" w:hAnsi="Arial"/>
+          <w:sz w:val="22"/>
+        </w:rPr>
+      </w:r>
+      <w:r>
+        <w:rPr>
+          <w:rFonts w:ascii="Arial" w:hAnsi="Arial"/>
+          <w:sz w:val="22"/>
+        </w:rPr>
+        <w:t>2.3 Análisis de requisitos</w:t>
+        <w:tab/>
+        <w:t>12</w:t>
+      </w:r>
+    </w:p>
+    <w:p>
+      <w:pPr>
+        <w:tabs>
+          <w:tab w:pos="8179" w:val="right" w:leader="dot"/>
+        </w:tabs>
+        <w:spacing w:before="0" w:after="40" w:line="240" w:lineRule="auto"/>
+        <w:jc w:val="left"/>
+      </w:pPr>
+      <w:r>
+        <w:rPr>
+          <w:rFonts w:ascii="Arial" w:hAnsi="Arial"/>
+          <w:sz w:val="22"/>
+        </w:rPr>
+      </w:r>
+      <w:r>
+        <w:rPr>
+          <w:rFonts w:ascii="Arial" w:hAnsi="Arial"/>
+          <w:sz w:val="22"/>
+        </w:rPr>
+        <w:t>2.4 Diseño de la solución</w:t>
+        <w:tab/>
+        <w:t>20</w:t>
+      </w:r>
+    </w:p>
+    <w:p>
+      <w:pPr>
+        <w:tabs>
+          <w:tab w:pos="8179" w:val="right" w:leader="dot"/>
+        </w:tabs>
+        <w:spacing w:before="0" w:after="40" w:line="240" w:lineRule="auto"/>
+        <w:jc w:val="left"/>
+      </w:pPr>
+      <w:r>
+        <w:rPr>
+          <w:rFonts w:ascii="Arial" w:hAnsi="Arial"/>
+          <w:sz w:val="22"/>
+        </w:rPr>
+      </w:r>
+      <w:r>
+        <w:rPr>
+          <w:rFonts w:ascii="Arial" w:hAnsi="Arial"/>
+          <w:sz w:val="22"/>
+        </w:rPr>
+        <w:t>2.5 Justificación del stack tecnológico</w:t>
+        <w:tab/>
+        <w:t>28</w:t>
+      </w:r>
+    </w:p>
+    <w:p>
+      <w:pPr>
+        <w:tabs>
+          <w:tab w:pos="8179" w:val="right" w:leader="dot"/>
+        </w:tabs>
+        <w:spacing w:before="0" w:after="40" w:line="240" w:lineRule="auto"/>
+        <w:jc w:val="left"/>
+      </w:pPr>
+      <w:r>
+        <w:rPr>
+          <w:rFonts w:ascii="Arial" w:hAnsi="Arial"/>
+          <w:sz w:val="22"/>
+        </w:rPr>
+      </w:r>
+      <w:r>
+        <w:rPr>
+          <w:rFonts w:ascii="Arial" w:hAnsi="Arial"/>
+          <w:sz w:val="22"/>
+        </w:rPr>
+        <w:t>2.6 Implementación</w:t>
+        <w:tab/>
+        <w:t>29</w:t>
+      </w:r>
+    </w:p>
+    <w:p>
+      <w:pPr>
+        <w:tabs>
+          <w:tab w:pos="8179" w:val="right" w:leader="dot"/>
+        </w:tabs>
+        <w:spacing w:before="0" w:after="40" w:line="240" w:lineRule="auto"/>
+        <w:jc w:val="left"/>
+      </w:pPr>
+      <w:r>
+        <w:rPr>
+          <w:rFonts w:ascii="Arial" w:hAnsi="Arial"/>
+          <w:sz w:val="22"/>
+        </w:rPr>
+      </w:r>
+      <w:r>
+        <w:rPr>
+          <w:rFonts w:ascii="Arial" w:hAnsi="Arial"/>
+          <w:sz w:val="22"/>
+        </w:rPr>
+        <w:t>2.7 Seguridad</w:t>
+        <w:tab/>
+        <w:t>30</w:t>
+      </w:r>
+    </w:p>
+    <w:p>
+      <w:pPr>
+        <w:tabs>
+          <w:tab w:pos="8179" w:val="right" w:leader="dot"/>
+        </w:tabs>
+        <w:spacing w:before="0" w:after="40" w:line="240" w:lineRule="auto"/>
+        <w:jc w:val="left"/>
+      </w:pPr>
+      <w:r>
+        <w:rPr>
+          <w:rFonts w:ascii="Arial" w:hAnsi="Arial"/>
+          <w:sz w:val="22"/>
+        </w:rPr>
+      </w:r>
+      <w:r>
+        <w:rPr>
+          <w:rFonts w:ascii="Arial" w:hAnsi="Arial"/>
+          <w:sz w:val="22"/>
+        </w:rPr>
+        <w:t>2.8 Pruebas</w:t>
+        <w:tab/>
+        <w:t>31</w:t>
+      </w:r>
+    </w:p>
+    <w:p>
+      <w:pPr>
+        <w:tabs>
+          <w:tab w:pos="8179" w:val="right" w:leader="dot"/>
+        </w:tabs>
+        <w:spacing w:before="0" w:after="40" w:line="240" w:lineRule="auto"/>
+        <w:jc w:val="left"/>
+      </w:pPr>
+      <w:r>
+        <w:rPr>
+          <w:rFonts w:ascii="Arial" w:hAnsi="Arial"/>
+          <w:sz w:val="22"/>
+        </w:rPr>
+      </w:r>
+      <w:r>
+        <w:rPr>
+          <w:rFonts w:ascii="Arial" w:hAnsi="Arial"/>
+          <w:sz w:val="22"/>
+        </w:rPr>
+        <w:t>2.9 Despliegue</w:t>
+        <w:tab/>
+        <w:t>33</w:t>
+      </w:r>
+    </w:p>
+    <w:p>
+      <w:pPr>
+        <w:tabs>
+          <w:tab w:pos="8179" w:val="right" w:leader="dot"/>
+        </w:tabs>
+        <w:spacing w:before="0" w:after="40" w:line="240" w:lineRule="auto"/>
+        <w:jc w:val="left"/>
+      </w:pPr>
+      <w:r>
+        <w:rPr>
+          <w:rFonts w:ascii="Arial" w:hAnsi="Arial"/>
+          <w:sz w:val="22"/>
+        </w:rPr>
+      </w:r>
+      <w:r>
+        <w:rPr>
+          <w:rFonts w:ascii="Arial" w:hAnsi="Arial"/>
+          <w:sz w:val="22"/>
+        </w:rPr>
+        <w:t>Capítulo 3. Conclusiones y recomendaciones</w:t>
+        <w:tab/>
+        <w:t>36</w:t>
+      </w:r>
+    </w:p>
+    <w:p>
+      <w:pPr>
+        <w:tabs>
+          <w:tab w:pos="8179" w:val="right" w:leader="dot"/>
+        </w:tabs>
+        <w:spacing w:before="0" w:after="40" w:line="240" w:lineRule="auto"/>
+        <w:jc w:val="left"/>
+      </w:pPr>
+      <w:r>
+        <w:rPr>
+          <w:rFonts w:ascii="Arial" w:hAnsi="Arial"/>
+          <w:sz w:val="22"/>
+        </w:rPr>
+      </w:r>
+      <w:r>
+        <w:rPr>
+          <w:rFonts w:ascii="Arial" w:hAnsi="Arial"/>
+          <w:sz w:val="22"/>
+        </w:rPr>
+        <w:t>3.1 Conclusiones</w:t>
+        <w:tab/>
+        <w:t>36</w:t>
+      </w:r>
+    </w:p>
+    <w:p>
+      <w:pPr>
+        <w:tabs>
+          <w:tab w:pos="8179" w:val="right" w:leader="dot"/>
+        </w:tabs>
+        <w:spacing w:before="0" w:after="40" w:line="240" w:lineRule="auto"/>
+        <w:jc w:val="left"/>
+      </w:pPr>
+      <w:r>
+        <w:rPr>
+          <w:rFonts w:ascii="Arial" w:hAnsi="Arial"/>
+          <w:sz w:val="22"/>
+        </w:rPr>
+      </w:r>
+      <w:r>
+        <w:rPr>
+          <w:rFonts w:ascii="Arial" w:hAnsi="Arial"/>
+          <w:sz w:val="22"/>
+        </w:rPr>
+        <w:t>3.2 Recomendaciones</w:t>
+        <w:tab/>
+        <w:t>37</w:t>
+      </w:r>
+    </w:p>
+    <w:p>
+      <w:pPr>
+        <w:tabs>
+          <w:tab w:pos="8179" w:val="right" w:leader="dot"/>
+        </w:tabs>
+        <w:spacing w:before="0" w:after="40" w:line="240" w:lineRule="auto"/>
+        <w:jc w:val="left"/>
+      </w:pPr>
+      <w:r>
+        <w:rPr>
+          <w:rFonts w:ascii="Arial" w:hAnsi="Arial"/>
+          <w:sz w:val="22"/>
+        </w:rPr>
+      </w:r>
+      <w:r>
+        <w:rPr>
+          <w:rFonts w:ascii="Arial" w:hAnsi="Arial"/>
+          <w:sz w:val="22"/>
+        </w:rPr>
+        <w:t>Bibliografía consultada</w:t>
+        <w:tab/>
+        <w:t>38</w:t>
+      </w:r>
+    </w:p>
+    <w:p>
+      <w:pPr>
+        <w:tabs>
+          <w:tab w:pos="8179" w:val="right" w:leader="dot"/>
+        </w:tabs>
+        <w:spacing w:before="0" w:after="40" w:line="240" w:lineRule="auto"/>
+        <w:jc w:val="left"/>
+      </w:pPr>
+      <w:r>
+        <w:rPr>
+          <w:rFonts w:ascii="Arial" w:hAnsi="Arial"/>
+          <w:sz w:val="22"/>
+        </w:rPr>
+      </w:r>
+      <w:r>
+        <w:rPr>
+          <w:rFonts w:ascii="Arial" w:hAnsi="Arial"/>
+          <w:sz w:val="22"/>
+        </w:rPr>
+        <w:t>Anexos</w:t>
+        <w:tab/>
+        <w:t>40</w:t>
       </w:r>
     </w:p>
     <w:p>
       <w:pPr>
         <w:pStyle w:val="Heading1"/>
+        <w:keepNext/>
         <w:pageBreakBefore/>
         <w:spacing w:after="200" w:before="280" w:line="360"/>
         <w:jc w:val="center"/>
@@ -434,189 +887,320 @@
     </w:p>
     <w:p>
       <w:pPr>
-        <w:spacing w:after="170" w:line="360"/>
-        <w:jc w:val="both"/>
-      </w:pPr>
-      <w:r>
-        <w:rPr>
-          <w:rFonts w:ascii="Arial" w:hAnsi="Arial"/>
-          <w:b w:val="0"/>
-          <w:sz w:val="24"/>
-        </w:rPr>
-        <w:t>Tabla 1. Soluciones informáticas existentes.</w:t>
-      </w:r>
-    </w:p>
-    <w:p>
-      <w:pPr>
-        <w:spacing w:after="170" w:line="360"/>
-        <w:jc w:val="both"/>
-      </w:pPr>
-      <w:r>
-        <w:rPr>
-          <w:rFonts w:ascii="Arial" w:hAnsi="Arial"/>
-          <w:b w:val="0"/>
-          <w:sz w:val="24"/>
-        </w:rPr>
-        <w:t>Tabla 2. Referencias externas para puntos críticos.</w:t>
-      </w:r>
-    </w:p>
-    <w:p>
-      <w:pPr>
-        <w:spacing w:after="170" w:line="360"/>
-        <w:jc w:val="both"/>
-      </w:pPr>
-      <w:r>
-        <w:rPr>
-          <w:rFonts w:ascii="Arial" w:hAnsi="Arial"/>
-          <w:b w:val="0"/>
-          <w:sz w:val="24"/>
-        </w:rPr>
-        <w:t>Tabla 3. Correspondencia entre objetivos, evidencia y conclusiones.</w:t>
-      </w:r>
-    </w:p>
-    <w:p>
-      <w:pPr>
-        <w:spacing w:after="170" w:line="360"/>
-        <w:jc w:val="both"/>
-      </w:pPr>
-      <w:r>
-        <w:rPr>
-          <w:rFonts w:ascii="Arial" w:hAnsi="Arial"/>
-          <w:b w:val="0"/>
-          <w:sz w:val="24"/>
-        </w:rPr>
-        <w:t>Tabla 4. Periodos de revisión Kanban.</w:t>
-      </w:r>
-    </w:p>
-    <w:p>
-      <w:pPr>
-        <w:spacing w:after="170" w:line="360"/>
-        <w:jc w:val="both"/>
-      </w:pPr>
-      <w:r>
-        <w:rPr>
-          <w:rFonts w:ascii="Arial" w:hAnsi="Arial"/>
-          <w:b w:val="0"/>
-          <w:sz w:val="24"/>
-        </w:rPr>
-        <w:t>Tabla 5. Actores del sistema.</w:t>
-      </w:r>
-    </w:p>
-    <w:p>
-      <w:pPr>
-        <w:spacing w:after="170" w:line="360"/>
-        <w:jc w:val="both"/>
-      </w:pPr>
-      <w:r>
-        <w:rPr>
-          <w:rFonts w:ascii="Arial" w:hAnsi="Arial"/>
-          <w:b w:val="0"/>
-          <w:sz w:val="24"/>
-        </w:rPr>
-        <w:t>Tabla 6. Requisitos funcionales.</w:t>
-      </w:r>
-    </w:p>
-    <w:p>
-      <w:pPr>
-        <w:spacing w:after="170" w:line="360"/>
-        <w:jc w:val="both"/>
-      </w:pPr>
-      <w:r>
-        <w:rPr>
-          <w:rFonts w:ascii="Arial" w:hAnsi="Arial"/>
-          <w:b w:val="0"/>
-          <w:sz w:val="24"/>
-        </w:rPr>
-        <w:t>Tabla 7. Requisitos no funcionales.</w:t>
-      </w:r>
-    </w:p>
-    <w:p>
-      <w:pPr>
-        <w:spacing w:after="170" w:line="360"/>
-        <w:jc w:val="both"/>
-      </w:pPr>
-      <w:r>
-        <w:rPr>
-          <w:rFonts w:ascii="Arial" w:hAnsi="Arial"/>
-          <w:b w:val="0"/>
-          <w:sz w:val="24"/>
-        </w:rPr>
-        <w:t>Tabla 8. Capacidades fuera de alcance.</w:t>
-      </w:r>
-    </w:p>
-    <w:p>
-      <w:pPr>
-        <w:spacing w:after="170" w:line="360"/>
-        <w:jc w:val="both"/>
-      </w:pPr>
-      <w:r>
-        <w:rPr>
-          <w:rFonts w:ascii="Arial" w:hAnsi="Arial"/>
-          <w:b w:val="0"/>
-          <w:sz w:val="24"/>
-        </w:rPr>
-        <w:t>Tabla 9. Componentes de la arquitectura.</w:t>
-      </w:r>
-    </w:p>
-    <w:p>
-      <w:pPr>
-        <w:spacing w:after="170" w:line="360"/>
-        <w:jc w:val="both"/>
-      </w:pPr>
-      <w:r>
-        <w:rPr>
-          <w:rFonts w:ascii="Arial" w:hAnsi="Arial"/>
-          <w:b w:val="0"/>
-          <w:sz w:val="24"/>
-        </w:rPr>
-        <w:t>Tabla 10. Diccionario de datos.</w:t>
-      </w:r>
-    </w:p>
-    <w:p>
-      <w:pPr>
-        <w:spacing w:after="170" w:line="360"/>
-        <w:jc w:val="both"/>
-      </w:pPr>
-      <w:r>
-        <w:rPr>
-          <w:rFonts w:ascii="Arial" w:hAnsi="Arial"/>
-          <w:b w:val="0"/>
-          <w:sz w:val="24"/>
-        </w:rPr>
-        <w:t>Tabla 11. Contrato de la API.</w:t>
-      </w:r>
-    </w:p>
-    <w:p>
-      <w:pPr>
-        <w:spacing w:after="170" w:line="360"/>
-        <w:jc w:val="both"/>
-      </w:pPr>
-      <w:r>
-        <w:rPr>
-          <w:rFonts w:ascii="Arial" w:hAnsi="Arial"/>
-          <w:b w:val="0"/>
-          <w:sz w:val="24"/>
-        </w:rPr>
-        <w:t>Tabla 12. Stack tecnológico.</w:t>
-      </w:r>
-    </w:p>
-    <w:p>
-      <w:pPr>
-        <w:spacing w:after="170" w:line="360"/>
-        <w:jc w:val="both"/>
-      </w:pPr>
-      <w:r>
-        <w:rPr>
-          <w:rFonts w:ascii="Arial" w:hAnsi="Arial"/>
-          <w:b w:val="0"/>
-          <w:sz w:val="24"/>
-        </w:rPr>
-        <w:t>Tabla 13. Casos de prueba y resultados.</w:t>
+        <w:tabs>
+          <w:tab w:pos="8179" w:val="right" w:leader="dot"/>
+        </w:tabs>
+        <w:spacing w:before="0" w:after="40" w:line="240" w:lineRule="auto"/>
+        <w:jc w:val="left"/>
+      </w:pPr>
+      <w:r>
+        <w:rPr>
+          <w:rFonts w:ascii="Arial" w:hAnsi="Arial"/>
+          <w:sz w:val="22"/>
+        </w:rPr>
+      </w:r>
+      <w:r>
+        <w:rPr>
+          <w:rFonts w:ascii="Arial" w:hAnsi="Arial"/>
+          <w:sz w:val="22"/>
+        </w:rPr>
+        <w:t>Tabla 1. Soluciones informáticas existentes en el dominio</w:t>
+        <w:tab/>
+        <w:t>3</w:t>
+      </w:r>
+    </w:p>
+    <w:p>
+      <w:pPr>
+        <w:tabs>
+          <w:tab w:pos="8179" w:val="right" w:leader="dot"/>
+        </w:tabs>
+        <w:spacing w:before="0" w:after="40" w:line="240" w:lineRule="auto"/>
+        <w:jc w:val="left"/>
+      </w:pPr>
+      <w:r>
+        <w:rPr>
+          <w:rFonts w:ascii="Arial" w:hAnsi="Arial"/>
+          <w:sz w:val="22"/>
+        </w:rPr>
+      </w:r>
+      <w:r>
+        <w:rPr>
+          <w:rFonts w:ascii="Arial" w:hAnsi="Arial"/>
+          <w:sz w:val="22"/>
+        </w:rPr>
+        <w:t>Tabla 2. Puntos críticos y datos publicados de otras veterinarias</w:t>
+        <w:tab/>
+        <w:t>4</w:t>
+      </w:r>
+    </w:p>
+    <w:p>
+      <w:pPr>
+        <w:tabs>
+          <w:tab w:pos="8179" w:val="right" w:leader="dot"/>
+        </w:tabs>
+        <w:spacing w:before="0" w:after="40" w:line="240" w:lineRule="auto"/>
+        <w:jc w:val="left"/>
+      </w:pPr>
+      <w:r>
+        <w:rPr>
+          <w:rFonts w:ascii="Arial" w:hAnsi="Arial"/>
+          <w:sz w:val="22"/>
+        </w:rPr>
+      </w:r>
+      <w:r>
+        <w:rPr>
+          <w:rFonts w:ascii="Arial" w:hAnsi="Arial"/>
+          <w:sz w:val="22"/>
+        </w:rPr>
+        <w:t>Tabla 3. Correspondencia objetivo, evidencia y conclusión</w:t>
+        <w:tab/>
+        <w:t>7</w:t>
+      </w:r>
+    </w:p>
+    <w:p>
+      <w:pPr>
+        <w:tabs>
+          <w:tab w:pos="8179" w:val="right" w:leader="dot"/>
+        </w:tabs>
+        <w:spacing w:before="0" w:after="40" w:line="240" w:lineRule="auto"/>
+        <w:jc w:val="left"/>
+      </w:pPr>
+      <w:r>
+        <w:rPr>
+          <w:rFonts w:ascii="Arial" w:hAnsi="Arial"/>
+          <w:sz w:val="22"/>
+        </w:rPr>
+      </w:r>
+      <w:r>
+        <w:rPr>
+          <w:rFonts w:ascii="Arial" w:hAnsi="Arial"/>
+          <w:sz w:val="22"/>
+        </w:rPr>
+        <w:t>Tabla 4. Periodos de revisión Kanban y evidencias del repositorio</w:t>
+        <w:tab/>
+        <w:t>11</w:t>
+      </w:r>
+    </w:p>
+    <w:p>
+      <w:pPr>
+        <w:tabs>
+          <w:tab w:pos="8179" w:val="right" w:leader="dot"/>
+        </w:tabs>
+        <w:spacing w:before="0" w:after="40" w:line="240" w:lineRule="auto"/>
+        <w:jc w:val="left"/>
+      </w:pPr>
+      <w:r>
+        <w:rPr>
+          <w:rFonts w:ascii="Arial" w:hAnsi="Arial"/>
+          <w:sz w:val="22"/>
+        </w:rPr>
+      </w:r>
+      <w:r>
+        <w:rPr>
+          <w:rFonts w:ascii="Arial" w:hAnsi="Arial"/>
+          <w:sz w:val="22"/>
+        </w:rPr>
+        <w:t>Tabla 5. Actores del sistema</w:t>
+        <w:tab/>
+        <w:t>12</w:t>
+      </w:r>
+    </w:p>
+    <w:p>
+      <w:pPr>
+        <w:tabs>
+          <w:tab w:pos="8179" w:val="right" w:leader="dot"/>
+        </w:tabs>
+        <w:spacing w:before="0" w:after="40" w:line="240" w:lineRule="auto"/>
+        <w:jc w:val="left"/>
+      </w:pPr>
+      <w:r>
+        <w:rPr>
+          <w:rFonts w:ascii="Arial" w:hAnsi="Arial"/>
+          <w:sz w:val="22"/>
+        </w:rPr>
+      </w:r>
+      <w:r>
+        <w:rPr>
+          <w:rFonts w:ascii="Arial" w:hAnsi="Arial"/>
+          <w:sz w:val="22"/>
+        </w:rPr>
+        <w:t>Tabla 6. Requisitos funcionales, criterios de aceptación y prioridad</w:t>
+        <w:tab/>
+        <w:t>14</w:t>
+      </w:r>
+    </w:p>
+    <w:p>
+      <w:pPr>
+        <w:tabs>
+          <w:tab w:pos="8179" w:val="right" w:leader="dot"/>
+        </w:tabs>
+        <w:spacing w:before="0" w:after="40" w:line="240" w:lineRule="auto"/>
+        <w:jc w:val="left"/>
+      </w:pPr>
+      <w:r>
+        <w:rPr>
+          <w:rFonts w:ascii="Arial" w:hAnsi="Arial"/>
+          <w:sz w:val="22"/>
+        </w:rPr>
+      </w:r>
+      <w:r>
+        <w:rPr>
+          <w:rFonts w:ascii="Arial" w:hAnsi="Arial"/>
+          <w:sz w:val="22"/>
+        </w:rPr>
+        <w:t>Tabla 7. Requisitos no funcionales</w:t>
+        <w:tab/>
+        <w:t>15</w:t>
+      </w:r>
+    </w:p>
+    <w:p>
+      <w:pPr>
+        <w:tabs>
+          <w:tab w:pos="8179" w:val="right" w:leader="dot"/>
+        </w:tabs>
+        <w:spacing w:before="0" w:after="40" w:line="240" w:lineRule="auto"/>
+        <w:jc w:val="left"/>
+      </w:pPr>
+      <w:r>
+        <w:rPr>
+          <w:rFonts w:ascii="Arial" w:hAnsi="Arial"/>
+          <w:sz w:val="22"/>
+        </w:rPr>
+      </w:r>
+      <w:r>
+        <w:rPr>
+          <w:rFonts w:ascii="Arial" w:hAnsi="Arial"/>
+          <w:sz w:val="22"/>
+        </w:rPr>
+        <w:t>Tabla 8. Capacidades declaradas fuera de alcance</w:t>
+        <w:tab/>
+        <w:t>16</w:t>
+      </w:r>
+    </w:p>
+    <w:p>
+      <w:pPr>
+        <w:tabs>
+          <w:tab w:pos="8179" w:val="right" w:leader="dot"/>
+        </w:tabs>
+        <w:spacing w:before="0" w:after="40" w:line="240" w:lineRule="auto"/>
+        <w:jc w:val="left"/>
+      </w:pPr>
+      <w:r>
+        <w:rPr>
+          <w:rFonts w:ascii="Arial" w:hAnsi="Arial"/>
+          <w:sz w:val="22"/>
+        </w:rPr>
+      </w:r>
+      <w:r>
+        <w:rPr>
+          <w:rFonts w:ascii="Arial" w:hAnsi="Arial"/>
+          <w:sz w:val="22"/>
+        </w:rPr>
+        <w:t>Tabla 9. Componentes y responsabilidades</w:t>
+        <w:tab/>
+        <w:t>22</w:t>
+      </w:r>
+    </w:p>
+    <w:p>
+      <w:pPr>
+        <w:tabs>
+          <w:tab w:pos="8179" w:val="right" w:leader="dot"/>
+        </w:tabs>
+        <w:spacing w:before="0" w:after="40" w:line="240" w:lineRule="auto"/>
+        <w:jc w:val="left"/>
+      </w:pPr>
+      <w:r>
+        <w:rPr>
+          <w:rFonts w:ascii="Arial" w:hAnsi="Arial"/>
+          <w:sz w:val="22"/>
+        </w:rPr>
+      </w:r>
+      <w:r>
+        <w:rPr>
+          <w:rFonts w:ascii="Arial" w:hAnsi="Arial"/>
+          <w:sz w:val="22"/>
+        </w:rPr>
+        <w:t>Tabla 10. Diccionario de datos de las entidades principales</w:t>
+        <w:tab/>
+        <w:t>23</w:t>
+      </w:r>
+    </w:p>
+    <w:p>
+      <w:pPr>
+        <w:tabs>
+          <w:tab w:pos="8179" w:val="right" w:leader="dot"/>
+        </w:tabs>
+        <w:spacing w:before="0" w:after="40" w:line="240" w:lineRule="auto"/>
+        <w:jc w:val="left"/>
+      </w:pPr>
+      <w:r>
+        <w:rPr>
+          <w:rFonts w:ascii="Arial" w:hAnsi="Arial"/>
+          <w:sz w:val="22"/>
+        </w:rPr>
+      </w:r>
+      <w:r>
+        <w:rPr>
+          <w:rFonts w:ascii="Arial" w:hAnsi="Arial"/>
+          <w:sz w:val="22"/>
+        </w:rPr>
+        <w:t>Tabla 11. Operaciones utilizadas por Flutter y Edge Functions</w:t>
+        <w:tab/>
+        <w:t>26</w:t>
+      </w:r>
+    </w:p>
+    <w:p>
+      <w:pPr>
+        <w:tabs>
+          <w:tab w:pos="8179" w:val="right" w:leader="dot"/>
+        </w:tabs>
+        <w:spacing w:before="0" w:after="40" w:line="240" w:lineRule="auto"/>
+        <w:jc w:val="left"/>
+      </w:pPr>
+      <w:r>
+        <w:rPr>
+          <w:rFonts w:ascii="Arial" w:hAnsi="Arial"/>
+          <w:sz w:val="22"/>
+        </w:rPr>
+      </w:r>
+      <w:r>
+        <w:rPr>
+          <w:rFonts w:ascii="Arial" w:hAnsi="Arial"/>
+          <w:sz w:val="22"/>
+        </w:rPr>
+        <w:t>Tabla 12. Stack tecnológico y despliegue real</w:t>
+        <w:tab/>
+        <w:t>29</w:t>
+      </w:r>
+    </w:p>
+    <w:p>
+      <w:pPr>
+        <w:tabs>
+          <w:tab w:pos="8179" w:val="right" w:leader="dot"/>
+        </w:tabs>
+        <w:spacing w:before="0" w:after="40" w:line="240" w:lineRule="auto"/>
+        <w:jc w:val="left"/>
+      </w:pPr>
+      <w:r>
+        <w:rPr>
+          <w:rFonts w:ascii="Arial" w:hAnsi="Arial"/>
+          <w:sz w:val="22"/>
+        </w:rPr>
+      </w:r>
+      <w:r>
+        <w:rPr>
+          <w:rFonts w:ascii="Arial" w:hAnsi="Arial"/>
+          <w:sz w:val="22"/>
+        </w:rPr>
+        <w:t>Tabla 13. Casos de prueba ejecutados y pendientes</w:t>
+        <w:tab/>
+        <w:t>33</w:t>
       </w:r>
     </w:p>
     <w:p>
       <w:pPr>
         <w:pStyle w:val="Heading1"/>
+        <w:keepNext/>
         <w:pageBreakBefore/>
         <w:spacing w:after="200" w:before="280" w:line="360"/>
         <w:jc w:val="center"/>
@@ -632,77 +1216,128 @@
     </w:p>
     <w:p>
       <w:pPr>
-        <w:spacing w:after="170" w:line="360"/>
-        <w:jc w:val="both"/>
-      </w:pPr>
-      <w:r>
-        <w:rPr>
-          <w:rFonts w:ascii="Arial" w:hAnsi="Arial"/>
-          <w:b w:val="0"/>
-          <w:sz w:val="24"/>
-        </w:rPr>
-        <w:t>Figura 1. Tablero Kanban de EIVET.</w:t>
-      </w:r>
-    </w:p>
-    <w:p>
-      <w:pPr>
-        <w:spacing w:after="170" w:line="360"/>
-        <w:jc w:val="both"/>
-      </w:pPr>
-      <w:r>
-        <w:rPr>
-          <w:rFonts w:ascii="Arial" w:hAnsi="Arial"/>
-          <w:b w:val="0"/>
-          <w:sz w:val="24"/>
-        </w:rPr>
-        <w:t>Figura 2. Casos de uso y permisos.</w:t>
-      </w:r>
-    </w:p>
-    <w:p>
-      <w:pPr>
-        <w:spacing w:after="170" w:line="360"/>
-        <w:jc w:val="both"/>
-      </w:pPr>
-      <w:r>
-        <w:rPr>
-          <w:rFonts w:ascii="Arial" w:hAnsi="Arial"/>
-          <w:b w:val="0"/>
-          <w:sz w:val="24"/>
-        </w:rPr>
-        <w:t>Figura 3. Componentes y protocolos.</w:t>
-      </w:r>
-    </w:p>
-    <w:p>
-      <w:pPr>
-        <w:spacing w:after="170" w:line="360"/>
-        <w:jc w:val="both"/>
-      </w:pPr>
-      <w:r>
-        <w:rPr>
-          <w:rFonts w:ascii="Arial" w:hAnsi="Arial"/>
-          <w:b w:val="0"/>
-          <w:sz w:val="24"/>
-        </w:rPr>
-        <w:t>Figura 4. Modelo de datos.</w:t>
-      </w:r>
-    </w:p>
-    <w:p>
-      <w:pPr>
-        <w:spacing w:after="170" w:line="360"/>
-        <w:jc w:val="both"/>
-      </w:pPr>
-      <w:r>
-        <w:rPr>
-          <w:rFonts w:ascii="Arial" w:hAnsi="Arial"/>
-          <w:b w:val="0"/>
-          <w:sz w:val="24"/>
-        </w:rPr>
-        <w:t>Figura 5. Wireframes iniciales.</w:t>
+        <w:tabs>
+          <w:tab w:pos="8179" w:val="right" w:leader="dot"/>
+        </w:tabs>
+        <w:spacing w:before="0" w:after="40" w:line="240" w:lineRule="auto"/>
+        <w:jc w:val="left"/>
+      </w:pPr>
+      <w:r>
+        <w:rPr>
+          <w:rFonts w:ascii="Arial" w:hAnsi="Arial"/>
+          <w:sz w:val="22"/>
+        </w:rPr>
+      </w:r>
+      <w:r>
+        <w:rPr>
+          <w:rFonts w:ascii="Arial" w:hAnsi="Arial"/>
+          <w:sz w:val="22"/>
+        </w:rPr>
+        <w:t>Figura 1. Tablero Kanban de EIVET</w:t>
+        <w:tab/>
+        <w:t>11</w:t>
+      </w:r>
+    </w:p>
+    <w:p>
+      <w:pPr>
+        <w:tabs>
+          <w:tab w:pos="8179" w:val="right" w:leader="dot"/>
+        </w:tabs>
+        <w:spacing w:before="0" w:after="40" w:line="240" w:lineRule="auto"/>
+        <w:jc w:val="left"/>
+      </w:pPr>
+      <w:r>
+        <w:rPr>
+          <w:rFonts w:ascii="Arial" w:hAnsi="Arial"/>
+          <w:sz w:val="22"/>
+        </w:rPr>
+      </w:r>
+      <w:r>
+        <w:rPr>
+          <w:rFonts w:ascii="Arial" w:hAnsi="Arial"/>
+          <w:sz w:val="22"/>
+        </w:rPr>
+        <w:t>Figura 2. Casos de uso y permisos por actor</w:t>
+        <w:tab/>
+        <w:t>16</w:t>
+      </w:r>
+    </w:p>
+    <w:p>
+      <w:pPr>
+        <w:tabs>
+          <w:tab w:pos="8179" w:val="right" w:leader="dot"/>
+        </w:tabs>
+        <w:spacing w:before="0" w:after="40" w:line="240" w:lineRule="auto"/>
+        <w:jc w:val="left"/>
+      </w:pPr>
+      <w:r>
+        <w:rPr>
+          <w:rFonts w:ascii="Arial" w:hAnsi="Arial"/>
+          <w:sz w:val="22"/>
+        </w:rPr>
+      </w:r>
+      <w:r>
+        <w:rPr>
+          <w:rFonts w:ascii="Arial" w:hAnsi="Arial"/>
+          <w:sz w:val="22"/>
+        </w:rPr>
+        <w:t>Figura 3. Componentes y protocolos de EIVET</w:t>
+        <w:tab/>
+        <w:t>21</w:t>
+      </w:r>
+    </w:p>
+    <w:p>
+      <w:pPr>
+        <w:tabs>
+          <w:tab w:pos="8179" w:val="right" w:leader="dot"/>
+        </w:tabs>
+        <w:spacing w:before="0" w:after="40" w:line="240" w:lineRule="auto"/>
+        <w:jc w:val="left"/>
+      </w:pPr>
+      <w:r>
+        <w:rPr>
+          <w:rFonts w:ascii="Arial" w:hAnsi="Arial"/>
+          <w:sz w:val="22"/>
+        </w:rPr>
+      </w:r>
+      <w:r>
+        <w:rPr>
+          <w:rFonts w:ascii="Arial" w:hAnsi="Arial"/>
+          <w:sz w:val="22"/>
+        </w:rPr>
+        <w:t>Figura 4. Entidades principales y referencias del esquema</w:t>
+        <w:tab/>
+        <w:t>23</w:t>
+      </w:r>
+    </w:p>
+    <w:p>
+      <w:pPr>
+        <w:tabs>
+          <w:tab w:pos="8179" w:val="right" w:leader="dot"/>
+        </w:tabs>
+        <w:spacing w:before="0" w:after="40" w:line="240" w:lineRule="auto"/>
+        <w:jc w:val="left"/>
+      </w:pPr>
+      <w:r>
+        <w:rPr>
+          <w:rFonts w:ascii="Arial" w:hAnsi="Arial"/>
+          <w:sz w:val="22"/>
+        </w:rPr>
+      </w:r>
+      <w:r>
+        <w:rPr>
+          <w:rFonts w:ascii="Arial" w:hAnsi="Arial"/>
+          <w:sz w:val="22"/>
+        </w:rPr>
+        <w:t>Figura 5. Wireframes iniciales de la aplicación móvil</w:t>
+        <w:tab/>
+        <w:t>26</w:t>
       </w:r>
     </w:p>
     <w:p>
       <w:pPr>
         <w:pStyle w:val="Heading1"/>
+        <w:keepNext/>
         <w:pageBreakBefore/>
         <w:spacing w:after="200" w:before="280" w:line="360"/>
         <w:jc w:val="center"/>
@@ -718,91 +1353,152 @@
     </w:p>
     <w:p>
       <w:pPr>
-        <w:spacing w:after="170" w:line="360"/>
-        <w:jc w:val="both"/>
-      </w:pPr>
-      <w:r>
-        <w:rPr>
-          <w:rFonts w:ascii="Arial" w:hAnsi="Arial"/>
-          <w:b w:val="0"/>
-          <w:sz w:val="24"/>
-        </w:rPr>
-        <w:t>Anexo A. Manual de usuario.</w:t>
-      </w:r>
-    </w:p>
-    <w:p>
-      <w:pPr>
-        <w:spacing w:after="170" w:line="360"/>
-        <w:jc w:val="both"/>
-      </w:pPr>
-      <w:r>
-        <w:rPr>
-          <w:rFonts w:ascii="Arial" w:hAnsi="Arial"/>
-          <w:b w:val="0"/>
-          <w:sz w:val="24"/>
-        </w:rPr>
-        <w:t>Anexo B. Manual de instalación y despliegue.</w:t>
-      </w:r>
-    </w:p>
-    <w:p>
-      <w:pPr>
-        <w:spacing w:after="170" w:line="360"/>
-        <w:jc w:val="both"/>
-      </w:pPr>
-      <w:r>
-        <w:rPr>
-          <w:rFonts w:ascii="Arial" w:hAnsi="Arial"/>
-          <w:b w:val="0"/>
-          <w:sz w:val="24"/>
-        </w:rPr>
-        <w:t>Anexo C. Enlace al repositorio.</w:t>
-      </w:r>
-    </w:p>
-    <w:p>
-      <w:pPr>
-        <w:spacing w:after="170" w:line="360"/>
-        <w:jc w:val="both"/>
-      </w:pPr>
-      <w:r>
-        <w:rPr>
-          <w:rFonts w:ascii="Arial" w:hAnsi="Arial"/>
-          <w:b w:val="0"/>
-          <w:sz w:val="24"/>
-        </w:rPr>
-        <w:t>Anexo D. Dirección pública o instalable.</w:t>
-      </w:r>
-    </w:p>
-    <w:p>
-      <w:pPr>
-        <w:spacing w:after="170" w:line="360"/>
-        <w:jc w:val="both"/>
-      </w:pPr>
-      <w:r>
-        <w:rPr>
-          <w:rFonts w:ascii="Arial" w:hAnsi="Arial"/>
-          <w:b w:val="0"/>
-          <w:sz w:val="24"/>
-        </w:rPr>
-        <w:t>Anexo E. Diagramas.</w:t>
-      </w:r>
-    </w:p>
-    <w:p>
-      <w:pPr>
-        <w:spacing w:after="170" w:line="360"/>
-        <w:jc w:val="both"/>
-      </w:pPr>
-      <w:r>
-        <w:rPr>
-          <w:rFonts w:ascii="Arial" w:hAnsi="Arial"/>
-          <w:b w:val="0"/>
-          <w:sz w:val="24"/>
-        </w:rPr>
-        <w:t>Anexo F. Evidencias y documentación complementaria.</w:t>
+        <w:tabs>
+          <w:tab w:pos="8179" w:val="right" w:leader="dot"/>
+        </w:tabs>
+        <w:spacing w:before="0" w:after="40" w:line="240" w:lineRule="auto"/>
+        <w:jc w:val="left"/>
+      </w:pPr>
+      <w:r>
+        <w:rPr>
+          <w:rFonts w:ascii="Arial" w:hAnsi="Arial"/>
+          <w:sz w:val="22"/>
+        </w:rPr>
+      </w:r>
+      <w:r>
+        <w:rPr>
+          <w:rFonts w:ascii="Arial" w:hAnsi="Arial"/>
+          <w:sz w:val="22"/>
+        </w:rPr>
+        <w:t>Anexo A. Manual de usuario</w:t>
+        <w:tab/>
+        <w:t>40</w:t>
+      </w:r>
+    </w:p>
+    <w:p>
+      <w:pPr>
+        <w:tabs>
+          <w:tab w:pos="8179" w:val="right" w:leader="dot"/>
+        </w:tabs>
+        <w:spacing w:before="0" w:after="40" w:line="240" w:lineRule="auto"/>
+        <w:jc w:val="left"/>
+      </w:pPr>
+      <w:r>
+        <w:rPr>
+          <w:rFonts w:ascii="Arial" w:hAnsi="Arial"/>
+          <w:sz w:val="22"/>
+        </w:rPr>
+      </w:r>
+      <w:r>
+        <w:rPr>
+          <w:rFonts w:ascii="Arial" w:hAnsi="Arial"/>
+          <w:sz w:val="22"/>
+        </w:rPr>
+        <w:t>Anexo B. Manual de instalación y despliegue</w:t>
+        <w:tab/>
+        <w:t>41</w:t>
+      </w:r>
+    </w:p>
+    <w:p>
+      <w:pPr>
+        <w:tabs>
+          <w:tab w:pos="8179" w:val="right" w:leader="dot"/>
+        </w:tabs>
+        <w:spacing w:before="0" w:after="40" w:line="240" w:lineRule="auto"/>
+        <w:jc w:val="left"/>
+      </w:pPr>
+      <w:r>
+        <w:rPr>
+          <w:rFonts w:ascii="Arial" w:hAnsi="Arial"/>
+          <w:sz w:val="22"/>
+        </w:rPr>
+      </w:r>
+      <w:r>
+        <w:rPr>
+          <w:rFonts w:ascii="Arial" w:hAnsi="Arial"/>
+          <w:sz w:val="22"/>
+        </w:rPr>
+        <w:t>Anexo C. Repositorio y tablero</w:t>
+        <w:tab/>
+        <w:t>43</w:t>
+      </w:r>
+    </w:p>
+    <w:p>
+      <w:pPr>
+        <w:tabs>
+          <w:tab w:pos="8179" w:val="right" w:leader="dot"/>
+        </w:tabs>
+        <w:spacing w:before="0" w:after="40" w:line="240" w:lineRule="auto"/>
+        <w:jc w:val="left"/>
+      </w:pPr>
+      <w:r>
+        <w:rPr>
+          <w:rFonts w:ascii="Arial" w:hAnsi="Arial"/>
+          <w:sz w:val="22"/>
+        </w:rPr>
+      </w:r>
+      <w:r>
+        <w:rPr>
+          <w:rFonts w:ascii="Arial" w:hAnsi="Arial"/>
+          <w:sz w:val="22"/>
+        </w:rPr>
+        <w:t>Anexo D. URL y paquete instalable</w:t>
+        <w:tab/>
+        <w:t>44</w:t>
+      </w:r>
+    </w:p>
+    <w:p>
+      <w:pPr>
+        <w:tabs>
+          <w:tab w:pos="8179" w:val="right" w:leader="dot"/>
+        </w:tabs>
+        <w:spacing w:before="0" w:after="40" w:line="240" w:lineRule="auto"/>
+        <w:jc w:val="left"/>
+      </w:pPr>
+      <w:r>
+        <w:rPr>
+          <w:rFonts w:ascii="Arial" w:hAnsi="Arial"/>
+          <w:sz w:val="22"/>
+        </w:rPr>
+      </w:r>
+      <w:r>
+        <w:rPr>
+          <w:rFonts w:ascii="Arial" w:hAnsi="Arial"/>
+          <w:sz w:val="22"/>
+        </w:rPr>
+        <w:t>Anexo E. Diagramas y trazabilidad</w:t>
+        <w:tab/>
+        <w:t>45</w:t>
+      </w:r>
+    </w:p>
+    <w:p>
+      <w:pPr>
+        <w:tabs>
+          <w:tab w:pos="8179" w:val="right" w:leader="dot"/>
+        </w:tabs>
+        <w:spacing w:before="0" w:after="40" w:line="240" w:lineRule="auto"/>
+        <w:jc w:val="left"/>
+      </w:pPr>
+      <w:r>
+        <w:rPr>
+          <w:rFonts w:ascii="Arial" w:hAnsi="Arial"/>
+          <w:sz w:val="22"/>
+        </w:rPr>
+      </w:r>
+      <w:r>
+        <w:rPr>
+          <w:rFonts w:ascii="Arial" w:hAnsi="Arial"/>
+          <w:sz w:val="22"/>
+        </w:rPr>
+        <w:t>Anexo F. Evidencias, casos de prueba y defensa</w:t>
+        <w:tab/>
+        <w:t>50</w:t>
       </w:r>
     </w:p>
     <w:p>
       <w:pPr>
         <w:pStyle w:val="Heading1"/>
+        <w:keepNext/>
         <w:pageBreakBefore/>
         <w:spacing w:after="200" w:before="280" w:line="360"/>
         <w:jc w:val="center"/>
@@ -827,7 +1523,7 @@
           <w:b w:val="0"/>
           <w:sz w:val="24"/>
         </w:rPr>
-        <w:t>La Veterinaria EIVET, en Tarija, requiere organizar información de propietarios, mascotas y atención clínica. Este trabajo desarrolla un sistema web para el personal veterinario y una aplicación móvil de consulta y solicitud de citas para propietarios. El proyecto utilizó Kanban para ordenar tareas y Flutter, Supabase y Netlify para la implementación. El repositorio contiene interfaces, modelo de datos, políticas de seguridad y scripts de comprobación. Se observó el acceso a la web pública y se ejecutó una prueba automatizada de la ruta de salud: los métodos GET y HEAD cumplieron, mientras que POST devolvió 200 en vez del 405 esperado. Treinta solicitudes GET a esa ruta respondieron 200; 29 tardaron tres segundos o menos. Esta medición no demuestra el rendimiento de las operaciones clínicas. La separación entre dos propietarios, varios flujos completos en producción y el instalable final aún requieren comprobación. El sistema cuenta con una base implementada y documentada, cuya aceptación depende de completar esas verificaciones.</w:t>
+        <w:t>La Veterinaria EIVET, en Tarija, requiere organizar información de propietarios, mascotas y atención clínica. Este trabajo desarrolla un sistema web para el personal veterinario y una aplicación móvil de consulta y solicitud de citas para propietarios. El proyecto utilizó Kanban para ordenar tareas y Flutter, Supabase y Netlify para la implementación. El repositorio contiene interfaces, modelo de datos, políticas de seguridad y scripts de comprobación. El 06/10/2026 la suite local de Flutter terminó con siete pruebas aprobadas. En la web pública se observó el rechazo de credenciales inválidas y la función crear-propietario respondió 401 sin token. La ruta de salud respondió según lo esperado a GET y HEAD, pero POST devolvió 200 en vez del 405 previsto por el código local. Treinta solicitudes GET medidas el 03/10/2026 respondieron 200; 29 tardaron tres segundos o menos. Esa medición no evalúa las operaciones clínicas. La separación entre dos propietarios, varios flujos completos en producción y el instalable final aún requieren comprobación.</w:t>
       </w:r>
     </w:p>
     <w:p>
@@ -3062,7 +3758,7 @@
     </w:p>
     <w:p>
       <w:pPr>
-        <w:pStyle w:val="Heading1"/>
+        <w:pStyle w:val="Heading2"/>
         <w:keepNext/>
         <w:pageBreakBefore/>
         <w:spacing w:before="280" w:after="200"/>
@@ -3074,14 +3770,14 @@
         <w:rPr>
           <w:rFonts w:ascii="Arial" w:hAnsi="Arial"/>
           <w:b/>
-          <w:sz w:val="26"/>
+          <w:sz w:val="22"/>
         </w:rPr>
         <w:t>2.2 Metodología de desarrollo</w:t>
       </w:r>
     </w:p>
     <w:p>
       <w:pPr>
-        <w:pStyle w:val="Heading2"/>
+        <w:pStyle w:val="Heading3"/>
         <w:keepNext/>
         <w:jc w:val="both"/>
       </w:pPr>
@@ -3599,7 +4295,7 @@
     </w:p>
     <w:p>
       <w:pPr>
-        <w:pStyle w:val="Heading1"/>
+        <w:pStyle w:val="Heading2"/>
         <w:keepNext/>
         <w:pageBreakBefore/>
         <w:spacing w:before="280" w:after="200"/>
@@ -3611,7 +4307,7 @@
         <w:rPr>
           <w:rFonts w:ascii="Arial" w:hAnsi="Arial"/>
           <w:b/>
-          <w:sz w:val="26"/>
+          <w:sz w:val="22"/>
           <w:szCs w:val="26"/>
           <w:lang w:val="es-BO"/>
         </w:rPr>
@@ -3621,7 +4317,7 @@
     </w:p>
     <w:p>
       <w:pPr>
-        <w:pStyle w:val="Heading2"/>
+        <w:pStyle w:val="Heading3"/>
         <w:keepNext/>
         <w:spacing w:before="280" w:after="200"/>
         <w:rPr>
@@ -4007,7 +4703,7 @@
     </w:p>
     <w:p>
       <w:pPr>
-        <w:pStyle w:val="Heading2"/>
+        <w:pStyle w:val="Heading3"/>
         <w:keepNext/>
         <w:spacing w:before="280" w:after="200"/>
         <w:rPr>
@@ -5785,7 +6481,7 @@
     </w:p>
     <w:p>
       <w:pPr>
-        <w:pStyle w:val="Heading2"/>
+        <w:pStyle w:val="Heading3"/>
         <w:keepNext/>
         <w:spacing w:before="280" w:after="200"/>
         <w:rPr>
@@ -6891,7 +7587,7 @@
     </w:p>
     <w:p>
       <w:pPr>
-        <w:pStyle w:val="Heading2"/>
+        <w:pStyle w:val="Heading3"/>
         <w:keepNext/>
         <w:spacing w:before="280" w:after="200"/>
         <w:rPr>
@@ -7752,7 +8448,7 @@
     </w:p>
     <w:p>
       <w:pPr>
-        <w:pStyle w:val="Heading1"/>
+        <w:pStyle w:val="Heading2"/>
         <w:keepNext/>
         <w:pageBreakBefore/>
         <w:spacing w:before="280" w:after="200"/>
@@ -7764,7 +8460,7 @@
         <w:rPr>
           <w:rFonts w:ascii="Arial" w:hAnsi="Arial"/>
           <w:b/>
-          <w:sz w:val="26"/>
+          <w:sz w:val="22"/>
           <w:szCs w:val="26"/>
           <w:lang w:val="es-BO"/>
         </w:rPr>
@@ -7774,7 +8470,7 @@
     </w:p>
     <w:p>
       <w:pPr>
-        <w:pStyle w:val="Heading2"/>
+        <w:pStyle w:val="Heading3"/>
         <w:keepNext/>
         <w:spacing w:before="280" w:after="200"/>
         <w:rPr>
@@ -8658,7 +9354,7 @@
     </w:p>
     <w:p>
       <w:pPr>
-        <w:pStyle w:val="Heading2"/>
+        <w:pStyle w:val="Heading3"/>
         <w:keepNext/>
         <w:spacing w:before="280" w:after="200"/>
         <w:rPr>
@@ -10574,7 +11270,7 @@
     </w:p>
     <w:p>
       <w:pPr>
-        <w:pStyle w:val="Heading2"/>
+        <w:pStyle w:val="Heading3"/>
         <w:keepNext/>
         <w:spacing w:before="280" w:after="200"/>
         <w:rPr>
@@ -10682,7 +11378,7 @@
     </w:p>
     <w:p>
       <w:pPr>
-        <w:pStyle w:val="Heading2"/>
+        <w:pStyle w:val="Heading3"/>
         <w:keepNext/>
         <w:spacing w:before="60" w:after="240"/>
       </w:pPr>
@@ -12264,7 +12960,7 @@
     </w:p>
     <w:p>
       <w:pPr>
-        <w:pStyle w:val="Heading1"/>
+        <w:pStyle w:val="Heading2"/>
         <w:keepNext/>
         <w:pageBreakBefore/>
         <w:spacing w:before="280" w:after="200"/>
@@ -12276,7 +12972,7 @@
         <w:rPr>
           <w:rFonts w:ascii="Arial" w:hAnsi="Arial"/>
           <w:b/>
-          <w:sz w:val="26"/>
+          <w:sz w:val="22"/>
           <w:szCs w:val="26"/>
           <w:lang w:val="es-BO"/>
         </w:rPr>
@@ -12288,7 +12984,7 @@
         <w:rPr>
           <w:rFonts w:ascii="Arial" w:hAnsi="Arial"/>
           <w:b/>
-          <w:sz w:val="26"/>
+          <w:sz w:val="22"/>
           <w:szCs w:val="26"/>
           <w:lang w:val="es-BO"/>
         </w:rPr>
@@ -12299,7 +12995,7 @@
         <w:rPr>
           <w:rFonts w:ascii="Arial" w:hAnsi="Arial"/>
           <w:b/>
-          <w:sz w:val="26"/>
+          <w:sz w:val="22"/>
           <w:szCs w:val="26"/>
           <w:lang w:val="es-BO"/>
         </w:rPr>
@@ -12868,14 +13564,14 @@
     </w:p>
     <w:p>
       <w:pPr>
-        <w:pStyle w:val="Heading1"/>
+        <w:pStyle w:val="Heading2"/>
         <w:keepNext/>
       </w:pPr>
       <w:r>
         <w:rPr>
           <w:rFonts w:ascii="Arial" w:hAnsi="Arial"/>
           <w:b/>
-          <w:sz w:val="26"/>
+          <w:sz w:val="22"/>
         </w:rPr>
         <w:t>2.6 Implementación</w:t>
       </w:r>
@@ -12921,20 +13617,6 @@
     </w:p>
     <w:p>
       <w:pPr>
-        <w:pStyle w:val="Heading1"/>
-        <w:keepNext/>
-      </w:pPr>
-      <w:r>
-        <w:rPr>
-          <w:rFonts w:ascii="Arial" w:hAnsi="Arial"/>
-          <w:b/>
-          <w:sz w:val="26"/>
-        </w:rPr>
-        <w:t>2.7 Seguridad</w:t>
-      </w:r>
-    </w:p>
-    <w:p>
-      <w:pPr>
         <w:pStyle w:val="Heading2"/>
         <w:keepNext/>
       </w:pPr>
@@ -12944,6 +13626,20 @@
           <w:b/>
           <w:sz w:val="22"/>
         </w:rPr>
+        <w:t>2.7 Seguridad</w:t>
+      </w:r>
+    </w:p>
+    <w:p>
+      <w:pPr>
+        <w:pStyle w:val="Heading3"/>
+        <w:keepNext/>
+      </w:pPr>
+      <w:r>
+        <w:rPr>
+          <w:rFonts w:ascii="Arial" w:hAnsi="Arial"/>
+          <w:b/>
+          <w:sz w:val="22"/>
+        </w:rPr>
         <w:t>2.7.1 Autenticación y gestión de sesiones</w:t>
       </w:r>
     </w:p>
@@ -12957,7 +13653,115 @@
           <w:rFonts w:ascii="Arial" w:hAnsi="Arial"/>
           <w:sz w:val="24"/>
         </w:rPr>
-        <w:t>La aplicación usa Supabase Auth para iniciar y cerrar sesión, registrar cuentas móviles y recuperar contraseñas. El cliente observa los cambios de sesión y asocia las preferencias locales con el identificador del usuario. La existencia de estas llamadas se verificó en el código; no se documenta aquí una prueba de caducidad o renovación de sesión en producción.</w:t>
+        <w:t>Integré Supabase Auth para iniciar y cerrar sesión, registrar cuentas móviles y recuperar contraseñas. El cliente observa los cambios de sesión y asocia las preferencias locales con el identificador del usuario. El 06/10/2026 el panel web rechazó credenciales ficticias inválidas y permaneció en la pantalla de acceso; el camino feliz y la caducidad o renovación de una sesión en producción siguen sin prueba documentada.</w:t>
+      </w:r>
+    </w:p>
+    <w:p>
+      <w:pPr>
+        <w:pStyle w:val="Heading3"/>
+        <w:keepNext/>
+      </w:pPr>
+      <w:r>
+        <w:rPr>
+          <w:rFonts w:ascii="Arial" w:hAnsi="Arial"/>
+          <w:b/>
+          <w:sz w:val="22"/>
+        </w:rPr>
+        <w:t>2.7.2 Autorización por rol</w:t>
+      </w:r>
+    </w:p>
+    <w:p>
+      <w:pPr>
+        <w:spacing w:line="360" w:lineRule="auto" w:after="170"/>
+        <w:jc w:val="both"/>
+      </w:pPr>
+      <w:r>
+        <w:rPr>
+          <w:rFonts w:ascii="Arial" w:hAnsi="Arial"/>
+          <w:sz w:val="24"/>
+        </w:rPr>
+        <w:t>El esquema define los roles administrador y veterinario en public.perfiles. La función crear-propietario valida el JWT y consulta el rol administrador antes de crear una cuenta. La política prevista para mascotas permite al propietario leer las vinculadas con su cuenta y reserva el alta, edición y eliminación al personal. La política prevista para citas también comprueba el vínculo con la mascota. Los scripts 12_MASCOTAS_TITULAR_SOLO_PERSONAL.sql y 13_CITAS_RLS_PROPIETARIOS.sql describen estas reglas, pero su aplicación efectiva y el aislamiento entre dos cuentas siguen pendientes de comprobación en Supabase. Por ello no se afirma todavía que la protección RLS esté aprobada en producción.</w:t>
+      </w:r>
+    </w:p>
+    <w:p>
+      <w:pPr>
+        <w:pStyle w:val="Heading3"/>
+        <w:keepNext/>
+      </w:pPr>
+      <w:r>
+        <w:rPr>
+          <w:rFonts w:ascii="Arial" w:hAnsi="Arial"/>
+          <w:b/>
+          <w:sz w:val="22"/>
+        </w:rPr>
+        <w:t>2.7.3 Validación de entradas y vulnerabilidades habituales</w:t>
+      </w:r>
+    </w:p>
+    <w:p>
+      <w:pPr>
+        <w:spacing w:line="360" w:lineRule="auto" w:after="170"/>
+        <w:jc w:val="both"/>
+      </w:pPr>
+      <w:r>
+        <w:rPr>
+          <w:rFonts w:ascii="Arial" w:hAnsi="Arial"/>
+          <w:sz w:val="24"/>
+        </w:rPr>
+        <w:t>Los formularios móviles comprueban campos obligatorios antes de guardar. La función crear-propietario rechaza métodos distintos de POST, JSON inválido, correo con formato incorrecto y contraseñas de menos de ocho caracteres; también exige una sesión válida y rol administrador. Comprobé el 06/10/2026 que una petición sin token respondió HTTP 401; no se inspeccionaron Auth ni las tablas para confirmar efectos sobre datos. Las políticas RLS deben impedir el acceso directo no autorizado por PostgREST, incluso si alguien evita la interfaz. Esa defensa sigue sin prueba con dos cuentas. La ruta salud solo devuelve online u offline y no lee datos clínicos.</w:t>
+      </w:r>
+    </w:p>
+    <w:p>
+      <w:pPr>
+        <w:pStyle w:val="Heading3"/>
+        <w:keepNext/>
+      </w:pPr>
+      <w:r>
+        <w:rPr>
+          <w:rFonts w:ascii="Arial" w:hAnsi="Arial"/>
+          <w:b/>
+          <w:sz w:val="22"/>
+        </w:rPr>
+        <w:t>2.7.4 Cifrado de credenciales y comunicaciones</w:t>
+      </w:r>
+    </w:p>
+    <w:p>
+      <w:pPr>
+        <w:spacing w:line="360" w:lineRule="auto" w:after="170"/>
+        <w:jc w:val="both"/>
+      </w:pPr>
+      <w:r>
+        <w:rPr>
+          <w:rFonts w:ascii="Arial" w:hAnsi="Arial"/>
+          <w:sz w:val="24"/>
+        </w:rPr>
+        <w:t>Las contraseñas se entregan a Supabase Auth y no se guardan en las tablas de la aplicación. Las URL públicas del panel y de Supabase emplean HTTPS; comprobé su acceso por esa vía. Este trabajo no evalúa los mecanismos internos de cifrado del proveedor ni inspecciona todo el tráfico móvil.</w:t>
+      </w:r>
+    </w:p>
+    <w:p>
+      <w:pPr>
+        <w:pStyle w:val="Heading3"/>
+        <w:keepNext/>
+      </w:pPr>
+      <w:r>
+        <w:rPr>
+          <w:rFonts w:ascii="Arial" w:hAnsi="Arial"/>
+          <w:b/>
+          <w:sz w:val="22"/>
+        </w:rPr>
+        <w:t>2.7.5 Gestión de variables sensibles</w:t>
+      </w:r>
+    </w:p>
+    <w:p>
+      <w:pPr>
+        <w:spacing w:line="360" w:lineRule="auto" w:after="170"/>
+        <w:jc w:val="both"/>
+      </w:pPr>
+      <w:r>
+        <w:rPr>
+          <w:rFonts w:ascii="Arial" w:hAnsi="Arial"/>
+          <w:sz w:val="24"/>
+        </w:rPr>
+        <w:t>El archivo .env local está excluido del repositorio; Netlify recibe SUPABASE_URL y SUPABASE_PUBLISHABLE_KEY como variables de compilación. La publishable key es visible para el cliente y no se trata como secreto. La clave de servicio solo se obtiene en la Edge Function desde el entorno de Supabase y no debe incluirse en Flutter, el repositorio ni las capturas. No se reproducen valores de claves en este documento.</w:t>
       </w:r>
     </w:p>
     <w:p>
@@ -12971,7 +13775,7 @@
           <w:b/>
           <w:sz w:val="22"/>
         </w:rPr>
-        <w:t>2.7.2 Autorización por rol</w:t>
+        <w:t>2.8 Pruebas</w:t>
       </w:r>
     </w:p>
     <w:p>
@@ -12984,115 +13788,7 @@
           <w:rFonts w:ascii="Arial" w:hAnsi="Arial"/>
           <w:sz w:val="24"/>
         </w:rPr>
-        <w:t>El esquema define los roles administrador y veterinario en public.perfiles. La función crear-propietario valida el JWT y consulta el rol administrador antes de crear una cuenta. La política prevista para mascotas permite al propietario leer las vinculadas con su cuenta y reserva el alta, edición y eliminación al personal. La política prevista para citas también comprueba el vínculo con la mascota. Los scripts 12_MASCOTAS_TITULAR_SOLO_PERSONAL.sql y 13_CITAS_RLS_PROPIETARIOS.sql describen estas reglas, pero su aplicación efectiva y el aislamiento entre dos cuentas siguen pendientes de comprobación en Supabase. Por ello no se afirma todavía que la protección RLS esté aprobada en producción.</w:t>
-      </w:r>
-    </w:p>
-    <w:p>
-      <w:pPr>
-        <w:pStyle w:val="Heading2"/>
-        <w:keepNext/>
-      </w:pPr>
-      <w:r>
-        <w:rPr>
-          <w:rFonts w:ascii="Arial" w:hAnsi="Arial"/>
-          <w:b/>
-          <w:sz w:val="22"/>
-        </w:rPr>
-        <w:t>2.7.3 Validación de entradas y vulnerabilidades habituales</w:t>
-      </w:r>
-    </w:p>
-    <w:p>
-      <w:pPr>
-        <w:spacing w:line="360" w:lineRule="auto" w:after="170"/>
-        <w:jc w:val="both"/>
-      </w:pPr>
-      <w:r>
-        <w:rPr>
-          <w:rFonts w:ascii="Arial" w:hAnsi="Arial"/>
-          <w:sz w:val="24"/>
-        </w:rPr>
-        <w:t>Los formularios móviles comprueban campos obligatorios antes de guardar. La función crear-propietario rechaza métodos distintos de POST, JSON inválido, correo con formato incorrecto y contraseñas de menos de ocho caracteres; también exige una sesión válida y rol administrador. Las políticas RLS deben impedir el acceso directo no autorizado por PostgREST, incluso si alguien evita la interfaz. Esa defensa no se considera verificada hasta ejecutar los casos de dos cuentas. La ruta salud solo devuelve online u offline y no lee datos clínicos.</w:t>
-      </w:r>
-    </w:p>
-    <w:p>
-      <w:pPr>
-        <w:pStyle w:val="Heading2"/>
-        <w:keepNext/>
-      </w:pPr>
-      <w:r>
-        <w:rPr>
-          <w:rFonts w:ascii="Arial" w:hAnsi="Arial"/>
-          <w:b/>
-          <w:sz w:val="22"/>
-        </w:rPr>
-        <w:t>2.7.4 Cifrado de credenciales y comunicaciones</w:t>
-      </w:r>
-    </w:p>
-    <w:p>
-      <w:pPr>
-        <w:spacing w:line="360" w:lineRule="auto" w:after="170"/>
-        <w:jc w:val="both"/>
-      </w:pPr>
-      <w:r>
-        <w:rPr>
-          <w:rFonts w:ascii="Arial" w:hAnsi="Arial"/>
-          <w:sz w:val="24"/>
-        </w:rPr>
-        <w:t>Las contraseñas se entregan a Supabase Auth y no se guardan en las tablas de la aplicación. Las URL públicas del panel y de Supabase emplean HTTPS; se comprobó su acceso por esa vía. No se realizó una auditoría independiente de los mecanismos internos de cifrado del proveedor ni una inspección de todo el tráfico móvil.</w:t>
-      </w:r>
-    </w:p>
-    <w:p>
-      <w:pPr>
-        <w:pStyle w:val="Heading2"/>
-        <w:keepNext/>
-      </w:pPr>
-      <w:r>
-        <w:rPr>
-          <w:rFonts w:ascii="Arial" w:hAnsi="Arial"/>
-          <w:b/>
-          <w:sz w:val="22"/>
-        </w:rPr>
-        <w:t>2.7.5 Gestión de variables sensibles</w:t>
-      </w:r>
-    </w:p>
-    <w:p>
-      <w:pPr>
-        <w:spacing w:line="360" w:lineRule="auto" w:after="170"/>
-        <w:jc w:val="both"/>
-      </w:pPr>
-      <w:r>
-        <w:rPr>
-          <w:rFonts w:ascii="Arial" w:hAnsi="Arial"/>
-          <w:sz w:val="24"/>
-        </w:rPr>
-        <w:t>El archivo .env local está excluido del repositorio; Netlify recibe SUPABASE_URL y SUPABASE_PUBLISHABLE_KEY como variables de compilación. La publishable key es visible para el cliente y no se trata como secreto. La clave de servicio solo se obtiene en la Edge Function desde el entorno de Supabase y no debe incluirse en Flutter, el repositorio ni las capturas. No se reproducen valores de claves en este documento.</w:t>
-      </w:r>
-    </w:p>
-    <w:p>
-      <w:pPr>
-        <w:pStyle w:val="Heading1"/>
-        <w:keepNext/>
-      </w:pPr>
-      <w:r>
-        <w:rPr>
-          <w:rFonts w:ascii="Arial" w:hAnsi="Arial"/>
-          <w:b/>
-          <w:sz w:val="26"/>
-        </w:rPr>
-        <w:t>2.8 Pruebas</w:t>
-      </w:r>
-    </w:p>
-    <w:p>
-      <w:pPr>
-        <w:spacing w:line="360" w:lineRule="auto" w:after="170"/>
-        <w:jc w:val="both"/>
-      </w:pPr>
-      <w:r>
-        <w:rPr>
-          <w:rFonts w:ascii="Arial" w:hAnsi="Arial"/>
-          <w:sz w:val="24"/>
-        </w:rPr>
-        <w:t>Se ejecutó una prueba automatizada contra la URL real de salud el 03/10/2026. El script scripts/verify_salud.ps1 compara los métodos GET, HEAD y POST con sus respuestas esperadas y devuelve error cuando un caso falla. La apertura de la web publicada también se observó en navegador. Los casos que requieren cuentas ficticias y políticas RLS activas permanecen pendientes. La matriz completa y el comando reproducible están en docs/PRUEBAS_Y_EVIDENCIAS.md.</w:t>
+        <w:t>El 06/10/2026 ejecuté flutter test: siete pruebas locales aprobaron y el proceso terminó con código de salida 0. Estas pruebas cubren lógica demo y conversión de datos, sin acreditar RLS ni operaciones clínicas de producción. Repetí scripts/verify_salud.ps1 contra la URL pública: GET y HEAD cumplieron, mientras POST respondió 200 en lugar de 405. Además, el panel rechazó credenciales ficticias inválidas y crear-propietario respondió 401 sin token. El reporte local, las salidas de salud y las evidencias de esos dos caminos de error se conservan en docs/evidencias; la matriz completa está en docs/PRUEBAS_Y_EVIDENCIAS.md.</w:t>
       </w:r>
     </w:p>
     <w:tbl>
@@ -13695,7 +14391,7 @@
                 <w:rFonts w:ascii="Arial" w:hAnsi="Arial"/>
                 <w:sz w:val="18"/>
               </w:rPr>
-              <w:t>Prueba Flutter del repositorio demo</w:t>
+              <w:t>Suite Flutter local</w:t>
             </w:r>
           </w:p>
         </w:tc>
@@ -13710,7 +14406,7 @@
                 <w:rFonts w:ascii="Arial" w:hAnsi="Arial"/>
                 <w:sz w:val="18"/>
               </w:rPr>
-              <w:t>Aserciones satisfactorias</w:t>
+              <w:t>Pruebas sin fallos</w:t>
             </w:r>
           </w:p>
         </w:tc>
@@ -13725,7 +14421,546 @@
                 <w:rFonts w:ascii="Arial" w:hAnsi="Arial"/>
                 <w:sz w:val="18"/>
               </w:rPr>
-              <w:t>No se obtuvo salida final de la ejecución</w:t>
+              <w:t>7 aprobadas; salida 0 (06/10/2026)</w:t>
+            </w:r>
+          </w:p>
+        </w:tc>
+        <w:tc>
+          <w:tcPr>
+            <w:tcW w:type="dxa" w:w="1654"/>
+            <w:vAlign w:val="center"/>
+          </w:tcPr>
+          <w:p>
+            <w:r>
+              <w:rPr>
+                <w:rFonts w:ascii="Arial" w:hAnsi="Arial"/>
+                <w:sz w:val="18"/>
+              </w:rPr>
+              <w:t>Aprobado local</w:t>
+            </w:r>
+          </w:p>
+        </w:tc>
+      </w:tr>
+      <w:tr>
+        <w:tc>
+          <w:tcPr>
+            <w:tcW w:type="dxa" w:w="1654"/>
+            <w:vAlign w:val="center"/>
+          </w:tcPr>
+          <w:p>
+            <w:r>
+              <w:rPr>
+                <w:rFonts w:ascii="Arial" w:hAnsi="Arial"/>
+                <w:sz w:val="18"/>
+              </w:rPr>
+              <w:t>CP-08</w:t>
+            </w:r>
+          </w:p>
+        </w:tc>
+        <w:tc>
+          <w:tcPr>
+            <w:tcW w:type="dxa" w:w="1654"/>
+            <w:vAlign w:val="center"/>
+          </w:tcPr>
+          <w:p>
+            <w:r>
+              <w:rPr>
+                <w:rFonts w:ascii="Arial" w:hAnsi="Arial"/>
+                <w:sz w:val="18"/>
+              </w:rPr>
+              <w:t>crear-propietario sin token</w:t>
+            </w:r>
+          </w:p>
+        </w:tc>
+        <w:tc>
+          <w:tcPr>
+            <w:tcW w:type="dxa" w:w="1654"/>
+            <w:vAlign w:val="center"/>
+          </w:tcPr>
+          <w:p>
+            <w:r>
+              <w:rPr>
+                <w:rFonts w:ascii="Arial" w:hAnsi="Arial"/>
+                <w:sz w:val="18"/>
+              </w:rPr>
+              <w:t>HTTP 401</w:t>
+            </w:r>
+          </w:p>
+        </w:tc>
+        <w:tc>
+          <w:tcPr>
+            <w:tcW w:type="dxa" w:w="1654"/>
+            <w:vAlign w:val="center"/>
+          </w:tcPr>
+          <w:p>
+            <w:r>
+              <w:rPr>
+                <w:rFonts w:ascii="Arial" w:hAnsi="Arial"/>
+                <w:sz w:val="18"/>
+              </w:rPr>
+              <w:t>HTTP 401 (06/10/2026); efectos en BD no inspeccionados</w:t>
+            </w:r>
+          </w:p>
+        </w:tc>
+        <w:tc>
+          <w:tcPr>
+            <w:tcW w:type="dxa" w:w="1654"/>
+            <w:vAlign w:val="center"/>
+          </w:tcPr>
+          <w:p>
+            <w:r>
+              <w:rPr>
+                <w:rFonts w:ascii="Arial" w:hAnsi="Arial"/>
+                <w:sz w:val="18"/>
+              </w:rPr>
+              <w:t>Aprobado solo para HTTP</w:t>
+            </w:r>
+          </w:p>
+        </w:tc>
+      </w:tr>
+      <w:tr>
+        <w:tc>
+          <w:tcPr>
+            <w:tcW w:type="dxa" w:w="1654"/>
+            <w:vAlign w:val="center"/>
+          </w:tcPr>
+          <w:p>
+            <w:r>
+              <w:rPr>
+                <w:rFonts w:ascii="Arial" w:hAnsi="Arial"/>
+                <w:sz w:val="18"/>
+              </w:rPr>
+              <w:t>CP-09</w:t>
+            </w:r>
+          </w:p>
+        </w:tc>
+        <w:tc>
+          <w:tcPr>
+            <w:tcW w:type="dxa" w:w="1654"/>
+            <w:vAlign w:val="center"/>
+          </w:tcPr>
+          <w:p>
+            <w:r>
+              <w:rPr>
+                <w:rFonts w:ascii="Arial" w:hAnsi="Arial"/>
+                <w:sz w:val="18"/>
+              </w:rPr>
+              <w:t>crear-propietario con veterinario</w:t>
+            </w:r>
+          </w:p>
+        </w:tc>
+        <w:tc>
+          <w:tcPr>
+            <w:tcW w:type="dxa" w:w="1654"/>
+            <w:vAlign w:val="center"/>
+          </w:tcPr>
+          <w:p>
+            <w:r>
+              <w:rPr>
+                <w:rFonts w:ascii="Arial" w:hAnsi="Arial"/>
+                <w:sz w:val="18"/>
+              </w:rPr>
+              <w:t>HTTP 403; sin alta</w:t>
+            </w:r>
+          </w:p>
+        </w:tc>
+        <w:tc>
+          <w:tcPr>
+            <w:tcW w:type="dxa" w:w="1654"/>
+            <w:vAlign w:val="center"/>
+          </w:tcPr>
+          <w:p>
+            <w:r>
+              <w:rPr>
+                <w:rFonts w:ascii="Arial" w:hAnsi="Arial"/>
+                <w:sz w:val="18"/>
+              </w:rPr>
+              <w:t>No ejecutado</w:t>
+            </w:r>
+          </w:p>
+        </w:tc>
+        <w:tc>
+          <w:tcPr>
+            <w:tcW w:type="dxa" w:w="1654"/>
+            <w:vAlign w:val="center"/>
+          </w:tcPr>
+          <w:p>
+            <w:r>
+              <w:rPr>
+                <w:rFonts w:ascii="Arial" w:hAnsi="Arial"/>
+                <w:sz w:val="18"/>
+              </w:rPr>
+              <w:t>Pendiente</w:t>
+            </w:r>
+          </w:p>
+        </w:tc>
+      </w:tr>
+      <w:tr>
+        <w:tc>
+          <w:tcPr>
+            <w:tcW w:type="dxa" w:w="1654"/>
+            <w:vAlign w:val="center"/>
+          </w:tcPr>
+          <w:p>
+            <w:r>
+              <w:rPr>
+                <w:rFonts w:ascii="Arial" w:hAnsi="Arial"/>
+                <w:sz w:val="18"/>
+              </w:rPr>
+              <w:t>CP-10</w:t>
+            </w:r>
+          </w:p>
+        </w:tc>
+        <w:tc>
+          <w:tcPr>
+            <w:tcW w:type="dxa" w:w="1654"/>
+            <w:vAlign w:val="center"/>
+          </w:tcPr>
+          <w:p>
+            <w:r>
+              <w:rPr>
+                <w:rFonts w:ascii="Arial" w:hAnsi="Arial"/>
+                <w:sz w:val="18"/>
+              </w:rPr>
+              <w:t>crear-propietario con administrador</w:t>
+            </w:r>
+          </w:p>
+        </w:tc>
+        <w:tc>
+          <w:tcPr>
+            <w:tcW w:type="dxa" w:w="1654"/>
+            <w:vAlign w:val="center"/>
+          </w:tcPr>
+          <w:p>
+            <w:r>
+              <w:rPr>
+                <w:rFonts w:ascii="Arial" w:hAnsi="Arial"/>
+                <w:sz w:val="18"/>
+              </w:rPr>
+              <w:t>HTTP 201; alta única</w:t>
+            </w:r>
+          </w:p>
+        </w:tc>
+        <w:tc>
+          <w:tcPr>
+            <w:tcW w:type="dxa" w:w="1654"/>
+            <w:vAlign w:val="center"/>
+          </w:tcPr>
+          <w:p>
+            <w:r>
+              <w:rPr>
+                <w:rFonts w:ascii="Arial" w:hAnsi="Arial"/>
+                <w:sz w:val="18"/>
+              </w:rPr>
+              <w:t>No ejecutado</w:t>
+            </w:r>
+          </w:p>
+        </w:tc>
+        <w:tc>
+          <w:tcPr>
+            <w:tcW w:type="dxa" w:w="1654"/>
+            <w:vAlign w:val="center"/>
+          </w:tcPr>
+          <w:p>
+            <w:r>
+              <w:rPr>
+                <w:rFonts w:ascii="Arial" w:hAnsi="Arial"/>
+                <w:sz w:val="18"/>
+              </w:rPr>
+              <w:t>Pendiente</w:t>
+            </w:r>
+          </w:p>
+        </w:tc>
+      </w:tr>
+      <w:tr>
+        <w:tc>
+          <w:tcPr>
+            <w:tcW w:type="dxa" w:w="1654"/>
+            <w:vAlign w:val="center"/>
+          </w:tcPr>
+          <w:p>
+            <w:r>
+              <w:rPr>
+                <w:rFonts w:ascii="Arial" w:hAnsi="Arial"/>
+                <w:sz w:val="18"/>
+              </w:rPr>
+              <w:t>CP-11</w:t>
+            </w:r>
+          </w:p>
+        </w:tc>
+        <w:tc>
+          <w:tcPr>
+            <w:tcW w:type="dxa" w:w="1654"/>
+            <w:vAlign w:val="center"/>
+          </w:tcPr>
+          <w:p>
+            <w:r>
+              <w:rPr>
+                <w:rFonts w:ascii="Arial" w:hAnsi="Arial"/>
+                <w:sz w:val="18"/>
+              </w:rPr>
+              <w:t>RF-01: credenciales inválidas</w:t>
+            </w:r>
+          </w:p>
+        </w:tc>
+        <w:tc>
+          <w:tcPr>
+            <w:tcW w:type="dxa" w:w="1654"/>
+            <w:vAlign w:val="center"/>
+          </w:tcPr>
+          <w:p>
+            <w:r>
+              <w:rPr>
+                <w:rFonts w:ascii="Arial" w:hAnsi="Arial"/>
+                <w:sz w:val="18"/>
+              </w:rPr>
+              <w:t>Rechazo sin acceso</w:t>
+            </w:r>
+          </w:p>
+        </w:tc>
+        <w:tc>
+          <w:tcPr>
+            <w:tcW w:type="dxa" w:w="1654"/>
+            <w:vAlign w:val="center"/>
+          </w:tcPr>
+          <w:p>
+            <w:r>
+              <w:rPr>
+                <w:rFonts w:ascii="Arial" w:hAnsi="Arial"/>
+                <w:sz w:val="18"/>
+              </w:rPr>
+              <w:t>Pantalla de acceso y error visible (06/10/2026)</w:t>
+            </w:r>
+          </w:p>
+        </w:tc>
+        <w:tc>
+          <w:tcPr>
+            <w:tcW w:type="dxa" w:w="1654"/>
+            <w:vAlign w:val="center"/>
+          </w:tcPr>
+          <w:p>
+            <w:r>
+              <w:rPr>
+                <w:rFonts w:ascii="Arial" w:hAnsi="Arial"/>
+                <w:sz w:val="18"/>
+              </w:rPr>
+              <w:t>Aprobado: error</w:t>
+            </w:r>
+          </w:p>
+        </w:tc>
+      </w:tr>
+      <w:tr>
+        <w:tc>
+          <w:tcPr>
+            <w:tcW w:type="dxa" w:w="1654"/>
+            <w:vAlign w:val="center"/>
+          </w:tcPr>
+          <w:p>
+            <w:r>
+              <w:rPr>
+                <w:rFonts w:ascii="Arial" w:hAnsi="Arial"/>
+                <w:sz w:val="18"/>
+              </w:rPr>
+              <w:t>CP-12</w:t>
+            </w:r>
+          </w:p>
+        </w:tc>
+        <w:tc>
+          <w:tcPr>
+            <w:tcW w:type="dxa" w:w="1654"/>
+            <w:vAlign w:val="center"/>
+          </w:tcPr>
+          <w:p>
+            <w:r>
+              <w:rPr>
+                <w:rFonts w:ascii="Arial" w:hAnsi="Arial"/>
+                <w:sz w:val="18"/>
+              </w:rPr>
+              <w:t>RF-02: propietario y mascota</w:t>
+            </w:r>
+          </w:p>
+        </w:tc>
+        <w:tc>
+          <w:tcPr>
+            <w:tcW w:type="dxa" w:w="1654"/>
+            <w:vAlign w:val="center"/>
+          </w:tcPr>
+          <w:p>
+            <w:r>
+              <w:rPr>
+                <w:rFonts w:ascii="Arial" w:hAnsi="Arial"/>
+                <w:sz w:val="18"/>
+              </w:rPr>
+              <w:t>Alta autorizada; denegación al propietario</w:t>
+            </w:r>
+          </w:p>
+        </w:tc>
+        <w:tc>
+          <w:tcPr>
+            <w:tcW w:type="dxa" w:w="1654"/>
+            <w:vAlign w:val="center"/>
+          </w:tcPr>
+          <w:p>
+            <w:r>
+              <w:rPr>
+                <w:rFonts w:ascii="Arial" w:hAnsi="Arial"/>
+                <w:sz w:val="18"/>
+              </w:rPr>
+              <w:t>No ejecutado integralmente</w:t>
+            </w:r>
+          </w:p>
+        </w:tc>
+        <w:tc>
+          <w:tcPr>
+            <w:tcW w:type="dxa" w:w="1654"/>
+            <w:vAlign w:val="center"/>
+          </w:tcPr>
+          <w:p>
+            <w:r>
+              <w:rPr>
+                <w:rFonts w:ascii="Arial" w:hAnsi="Arial"/>
+                <w:sz w:val="18"/>
+              </w:rPr>
+              <w:t>Pendiente</w:t>
+            </w:r>
+          </w:p>
+        </w:tc>
+      </w:tr>
+      <w:tr>
+        <w:tc>
+          <w:tcPr>
+            <w:tcW w:type="dxa" w:w="1654"/>
+            <w:vAlign w:val="center"/>
+          </w:tcPr>
+          <w:p>
+            <w:r>
+              <w:rPr>
+                <w:rFonts w:ascii="Arial" w:hAnsi="Arial"/>
+                <w:sz w:val="18"/>
+              </w:rPr>
+              <w:t>CP-13</w:t>
+            </w:r>
+          </w:p>
+        </w:tc>
+        <w:tc>
+          <w:tcPr>
+            <w:tcW w:type="dxa" w:w="1654"/>
+            <w:vAlign w:val="center"/>
+          </w:tcPr>
+          <w:p>
+            <w:r>
+              <w:rPr>
+                <w:rFonts w:ascii="Arial" w:hAnsi="Arial"/>
+                <w:sz w:val="18"/>
+              </w:rPr>
+              <w:t>RF-03: consulta</w:t>
+            </w:r>
+          </w:p>
+        </w:tc>
+        <w:tc>
+          <w:tcPr>
+            <w:tcW w:type="dxa" w:w="1654"/>
+            <w:vAlign w:val="center"/>
+          </w:tcPr>
+          <w:p>
+            <w:r>
+              <w:rPr>
+                <w:rFonts w:ascii="Arial" w:hAnsi="Arial"/>
+                <w:sz w:val="18"/>
+              </w:rPr>
+              <w:t>Registro válido; error con mascota inválida</w:t>
+            </w:r>
+          </w:p>
+        </w:tc>
+        <w:tc>
+          <w:tcPr>
+            <w:tcW w:type="dxa" w:w="1654"/>
+            <w:vAlign w:val="center"/>
+          </w:tcPr>
+          <w:p>
+            <w:r>
+              <w:rPr>
+                <w:rFonts w:ascii="Arial" w:hAnsi="Arial"/>
+                <w:sz w:val="18"/>
+              </w:rPr>
+              <w:t>No ejecutado en producción</w:t>
+            </w:r>
+          </w:p>
+        </w:tc>
+        <w:tc>
+          <w:tcPr>
+            <w:tcW w:type="dxa" w:w="1654"/>
+            <w:vAlign w:val="center"/>
+          </w:tcPr>
+          <w:p>
+            <w:r>
+              <w:rPr>
+                <w:rFonts w:ascii="Arial" w:hAnsi="Arial"/>
+                <w:sz w:val="18"/>
+              </w:rPr>
+              <w:t>Pendiente</w:t>
+            </w:r>
+          </w:p>
+        </w:tc>
+      </w:tr>
+      <w:tr>
+        <w:tc>
+          <w:tcPr>
+            <w:tcW w:type="dxa" w:w="1654"/>
+            <w:vAlign w:val="center"/>
+          </w:tcPr>
+          <w:p>
+            <w:r>
+              <w:rPr>
+                <w:rFonts w:ascii="Arial" w:hAnsi="Arial"/>
+                <w:sz w:val="18"/>
+              </w:rPr>
+              <w:t>CP-14</w:t>
+            </w:r>
+          </w:p>
+        </w:tc>
+        <w:tc>
+          <w:tcPr>
+            <w:tcW w:type="dxa" w:w="1654"/>
+            <w:vAlign w:val="center"/>
+          </w:tcPr>
+          <w:p>
+            <w:r>
+              <w:rPr>
+                <w:rFonts w:ascii="Arial" w:hAnsi="Arial"/>
+                <w:sz w:val="18"/>
+              </w:rPr>
+              <w:t>RF-04: historial</w:t>
+            </w:r>
+          </w:p>
+        </w:tc>
+        <w:tc>
+          <w:tcPr>
+            <w:tcW w:type="dxa" w:w="1654"/>
+            <w:vAlign w:val="center"/>
+          </w:tcPr>
+          <w:p>
+            <w:r>
+              <w:rPr>
+                <w:rFonts w:ascii="Arial" w:hAnsi="Arial"/>
+                <w:sz w:val="18"/>
+              </w:rPr>
+              <w:t>Consultas previas; estado vacío</w:t>
+            </w:r>
+          </w:p>
+        </w:tc>
+        <w:tc>
+          <w:tcPr>
+            <w:tcW w:type="dxa" w:w="1654"/>
+            <w:vAlign w:val="center"/>
+          </w:tcPr>
+          <w:p>
+            <w:r>
+              <w:rPr>
+                <w:rFonts w:ascii="Arial" w:hAnsi="Arial"/>
+                <w:sz w:val="18"/>
+              </w:rPr>
+              <w:t>No ejecutado en producción</w:t>
             </w:r>
           </w:p>
         </w:tc>
@@ -13757,7 +14992,7 @@
           <w:rFonts w:ascii="Arial" w:hAnsi="Arial"/>
           <w:sz w:val="24"/>
         </w:rPr>
-        <w:t>Tabla 13. Casos de prueba ejecutados y pendientes al 03/10/2026. Fuente: elaboración propia.</w:t>
+        <w:t>Tabla 13. Casos de prueba ejecutados y pendientes al 06/10/2026. Fuente: elaboración propia.</w:t>
       </w:r>
     </w:p>
     <w:p>
@@ -13770,7 +15005,7 @@
           <w:rFonts w:ascii="Arial" w:hAnsi="Arial"/>
           <w:sz w:val="24"/>
         </w:rPr>
-        <w:t>Las capturas fechadas de la página y de la respuesta de salud aún deben adjuntarse. Las capturas de permisos y acceso entre cuentas solo se incorporarán después de ejecutar las pruebas con datos ficticios, sin exponer credenciales ni datos clínicos. La respuesta online de salud acredita la consulta de comprobación a PostgreSQL, no el funcionamiento de todos los módulos.</w:t>
+        <w:t>Se conserva una captura fechada del rechazo de credenciales inválidas en la web pública. Siguen pendientes capturas fechadas de los flujos clínicos y de los permisos entre cuentas ficticias, así como la comprobación de efectos sobre Auth y la base de datos. La respuesta online de salud acredita la consulta de comprobación a PostgreSQL, pero no el funcionamiento de todos los módulos.</w:t>
       </w:r>
     </w:p>
     <w:p>
@@ -13783,12 +15018,12 @@
           <w:rFonts w:ascii="Arial" w:hAnsi="Arial"/>
           <w:sz w:val="24"/>
         </w:rPr>
-        <w:t>Limitaciones al 03/10/2026: faltan mediciones del proceso manual de EIVET, acceso externo al tablero privado, verificación remota de RLS con dos propietarios ficticios, capturas fechadas de los flujos clínicos, prueba completa del CRUD y un APK final instalado. La medición de la ruta de salud figura en 2.9.1; sus resultados no prueban el rendimiento del CRUD.</w:t>
-      </w:r>
-    </w:p>
-    <w:p>
-      <w:pPr>
-        <w:pStyle w:val="Heading1"/>
+        <w:t>Limitaciones al 06/10/2026: faltan mediciones del proceso actual de EIVET, acceso externo al tablero privado, verificación remota de RLS con dos propietarios ficticios, caminos felices y de error completos de RF-01 a RF-04, capturas fechadas de los flujos clínicos, prueba integral del CRUD y un APK final instalado. La medición de la ruta de salud figura en 2.9.1; sus resultados no prueban el rendimiento del CRUD.</w:t>
+      </w:r>
+    </w:p>
+    <w:p>
+      <w:pPr>
+        <w:pStyle w:val="Heading2"/>
         <w:keepNext/>
         <w:spacing w:after="120"/>
       </w:pPr>
@@ -13796,7 +15031,7 @@
         <w:rPr>
           <w:rFonts w:ascii="Arial" w:hAnsi="Arial"/>
           <w:b/>
-          <w:sz w:val="26"/>
+          <w:sz w:val="22"/>
         </w:rPr>
         <w:t>2.9 Despliegue</w:t>
       </w:r>
@@ -13850,7 +15085,7 @@
           <w:rFonts w:ascii="Arial" w:hAnsi="Arial"/>
           <w:sz w:val="24"/>
         </w:rPr>
-        <w:t>La comprobación pública realizada el 03/10/2026 confirmó acceso al sitio web y 30 respuestas HTTP 200 de GET /functions/v1/salud. El script automatizado de métodos mostró GET y HEAD correctos, pero POST devolvió 200 en lugar del 405 esperado por el código local; por tanto, la versión desplegada de salud no se considera sincronizada. Tampoco se ha confirmado en producción la aplicación de las últimas políticas RLS, el CRUD completo, una APK final ni las pruebas con dos propietarios. El enlace del tablero requiere permiso para terceros.</w:t>
+        <w:t>La comprobación pública del 03/10/2026 confirmó acceso al sitio web y 30 respuestas HTTP 200 de GET /functions/v1/salud. El 06/10/2026 repetí la prueba de métodos: GET y HEAD cumplieron, pero POST aún devolvió 200 en lugar del 405 esperado por el código local. No se había sincronizado la Edge Function publicada. Tampoco se confirmó en producción la aplicación de las últimas políticas RLS, el CRUD completo, un APK final ni las pruebas con dos propietarios. El enlace del tablero requiere permiso para terceros.</w:t>
       </w:r>
     </w:p>
     <w:p>
@@ -13868,7 +15103,7 @@
     </w:p>
     <w:p>
       <w:pPr>
-        <w:pStyle w:val="Heading2"/>
+        <w:pStyle w:val="Heading3"/>
         <w:keepNext/>
         <w:spacing w:after="120"/>
       </w:pPr>
@@ -14000,7 +15235,7 @@
           <w:rFonts w:ascii="Arial" w:hAnsi="Arial"/>
           <w:sz w:val="24"/>
         </w:rPr>
-        <w:t>5. Pruebas: se documentó una matriz con resultados esperados y observados, y se ejecutó una prueba automatizada de la ruta de salud (2.8). GET y HEAD cumplieron, mientras POST evidenció una discrepancia; la medición de salud no sustituye las pruebas de los flujos clínicos ni la verificación de RNF-01.</w:t>
+        <w:t>5. Pruebas: la matriz distingue resultados esperados, observados y pendientes (2.8). La suite local de Flutter terminó con siete pruebas aprobadas; la web rechazó credenciales inválidas y crear-propietario devolvió 401 sin token. En salud, GET y HEAD cumplieron, mientras POST evidenció una discrepancia. Ninguno de esos resultados sustituye las pruebas de los cuatro requisitos Must en producción ni verifica RNF-01.</w:t>
       </w:r>
     </w:p>
     <w:p>
@@ -14013,7 +15248,7 @@
           <w:rFonts w:ascii="Arial" w:hAnsi="Arial"/>
           <w:sz w:val="24"/>
         </w:rPr>
-        <w:t>6. Despliegue y documentación: la web pública responde en Netlify y se documentaron pasos de reconstrucción, despliegue y uso (2.9 y anexos). Una APK final, el despliegue sincronizado de la función de salud y la reproducción del manual por una segunda persona siguen por verificar.</w:t>
+        <w:t>6. Despliegue y documentación: la web pública responde en Netlify y se documentaron pasos de reconstrucción, despliegue y uso (2.9 y anexos). Un APK final instalado, el despliegue sincronizado de la función de salud y la reproducción del manual por una segunda persona siguen por verificar.</w:t>
       </w:r>
     </w:p>
     <w:p>
@@ -14241,6 +15476,7 @@
     <w:p>
       <w:pPr>
         <w:pStyle w:val="Heading1"/>
+        <w:keepNext/>
         <w:pageBreakBefore/>
       </w:pPr>
       <w:r>
@@ -14477,7 +15713,7 @@
           <w:rFonts w:ascii="Arial" w:hAnsi="Arial"/>
           <w:sz w:val="24"/>
         </w:rPr>
-        <w:t>Versión web pública: https://eivetveterinaria.netlify.app/. Ruta de salud: https://xbvjhrfgznljtwxghvka.supabase.co/functions/v1/salud. La apertura pública del panel y 30 respuestas GET de salud se comprobaron el 03/10/2026.</w:t>
+        <w:t>Versión web pública: https://eivetveterinaria.netlify.app/. Ruta de salud: https://xbvjhrfgznljtwxghvka.supabase.co/functions/v1/salud. La apertura pública del panel y 30 respuestas GET de salud se comprobaron el 03/10/2026; el 06/10/2026 se repitió la comprobación de métodos y persistió la discrepancia de POST.</w:t>
       </w:r>
     </w:p>
     <w:p>
@@ -14743,14 +15979,14 @@
     <w:p>
       <w:pPr>
         <w:spacing w:line="360" w:lineRule="auto" w:after="170"/>
-        <w:jc w:val="both"/>
-      </w:pPr>
-      <w:r>
-        <w:rPr>
-          <w:rFonts w:ascii="Arial" w:hAnsi="Arial"/>
-          <w:sz w:val="24"/>
-        </w:rPr>
-        <w:t>F.1 Evidencia disponible. La Figura 1 documenta el tablero Kanban. docs/PRUEBAS_Y_EVIDENCIAS.md contiene la matriz de casos; scripts/verify_salud.ps1 automatiza métodos de la ruta de salud; docs/evidencias/rendimiento_salud_2026-10-03.csv conserva las 30 muestras de rendimiento y scripts/medir_rendimiento_salud.ps1 permite repetirlas.</w:t>
+        <w:jc w:val="left"/>
+      </w:pPr>
+      <w:r>
+        <w:rPr>
+          <w:rFonts w:ascii="Arial" w:hAnsi="Arial"/>
+          <w:sz w:val="24"/>
+        </w:rPr>
+        <w:t>F.1 Evidencia disponible. La Figura 1 documenta el tablero Kanban. docs/PRUEBAS_Y_EVIDENCIAS.md contiene la matriz; docs/evidencias/flutter_test_2026-10-06.txt conserva la salida de siete pruebas locales aprobadas. docs/evidencias/verify_salud_2026-10-06.txt registra GET, HEAD y POST; docs/evidencias/rf01_login_invalido_2026-10-06.jpg muestra el rechazo del login, y docs/evidencias/crear_propietario_sin_token_2026-10-06.txt registra la respuesta 401. docs/evidencias/rendimiento_salud_2026-10-03.csv conserva las 30 muestras de latencia.</w:t>
       </w:r>
     </w:p>
     <w:p>
@@ -14763,7 +15999,7 @@
           <w:rFonts w:ascii="Arial" w:hAnsi="Arial"/>
           <w:sz w:val="24"/>
         </w:rPr>
-        <w:t>F.2 Resultado observado. En salud, GET y HEAD fueron aprobados; POST falló porque producción devolvió HTTP 200 y el código local espera 405. La prueba con dos propietarios, CRUD completo, capturas fechadas de los flujos clínicos y compilación/instalación del APK permanecen sin evidencia de aprobación.</w:t>
+        <w:t>F.2 Resultado observado. La suite local aprobó siete pruebas. En producción se observó el rechazo de credenciales inválidas y la respuesta 401 de crear-propietario sin token; no se verificaron efectos sobre datos. En salud, GET y HEAD cumplieron; POST falló porque devolvió HTTP 200 y el código local espera 405. La prueba con dos propietarios, los cuatro Must completos, las capturas de los flujos clínicos y la instalación del APK permanecen sin evidencia de aprobación.</w:t>
       </w:r>
     </w:p>
     <w:p>
